--- a/lab1/Отчёт.docx
+++ b/lab1/Отчёт.docx
@@ -189,17 +189,11 @@
       <w:pPr>
         <w:ind w:firstLine="0"/>
         <w:jc w:val="center"/>
-        <w:rPr>
-          <w:lang w:val="en-US"/>
-        </w:rPr>
       </w:pPr>
       <w:r>
         <w:t xml:space="preserve">Вариант </w:t>
       </w:r>
       <w:r>
-        <w:rPr>
-          <w:lang w:val="en-US"/>
-        </w:rPr>
         <w:t>7</w:t>
       </w:r>
     </w:p>
@@ -683,9 +677,6 @@
     <w:p>
       <w:pPr>
         <w:ind w:left="780" w:firstLine="0"/>
-        <w:rPr>
-          <w:lang w:val="en-US"/>
-        </w:rPr>
       </w:pPr>
       <w:r>
         <w:t xml:space="preserve">2.1 </w:t>
@@ -697,9 +688,6 @@
     <w:p>
       <w:pPr>
         <w:ind w:left="780" w:firstLine="0"/>
-        <w:rPr>
-          <w:lang w:val="en-US"/>
-        </w:rPr>
       </w:pPr>
       <w:r>
         <w:t>Исходный текст: H</w:t>
@@ -2373,7 +2361,6 @@
       <w:pPr>
         <w:rPr>
           <w:noProof/>
-          <w:lang w:val="en-US"/>
         </w:rPr>
       </w:pPr>
     </w:p>
@@ -2381,7 +2368,6 @@
       <w:pPr>
         <w:rPr>
           <w:noProof/>
-          <w:lang w:val="en-US"/>
         </w:rPr>
       </w:pPr>
     </w:p>
@@ -2389,7 +2375,6 @@
       <w:pPr>
         <w:rPr>
           <w:noProof/>
-          <w:lang w:val="en-US"/>
         </w:rPr>
       </w:pPr>
     </w:p>
@@ -2401,6 +2386,7 @@
       </w:pPr>
       <w:r>
         <w:rPr>
+          <w:noProof/>
           <w:lang w:val="en-US"/>
         </w:rPr>
         <w:drawing>
@@ -2448,6 +2434,7 @@
       </w:pPr>
       <w:r>
         <w:rPr>
+          <w:noProof/>
           <w:lang w:val="en-US"/>
         </w:rPr>
         <w:drawing>
@@ -2526,9 +2513,6 @@
         <w:tabs>
           <w:tab w:val="left" w:pos="1944"/>
         </w:tabs>
-        <w:rPr>
-          <w:lang w:val="en-US"/>
-        </w:rPr>
       </w:pPr>
       <w:r>
         <w:tab/>
@@ -3587,9 +3571,6 @@
     <w:p>
       <w:pPr>
         <w:ind w:firstLine="0"/>
-        <w:rPr>
-          <w:lang w:val="en-US"/>
-        </w:rPr>
       </w:pPr>
       <w:r>
         <w:t xml:space="preserve">Получаем следующий </w:t>
@@ -3624,18 +3605,18 @@
     <w:p>
       <w:pPr>
         <w:ind w:firstLine="0"/>
+      </w:pPr>
+    </w:p>
+    <w:p>
+      <w:pPr>
         <w:rPr>
           <w:lang w:val="en-US"/>
         </w:rPr>
       </w:pPr>
-    </w:p>
-    <w:p>
-      <w:pPr>
+      <w:r>
         <w:rPr>
-          <w:lang w:val="en-US"/>
+          <w:noProof/>
         </w:rPr>
-      </w:pPr>
-      <w:r>
         <w:drawing>
           <wp:inline distT="0" distB="0" distL="0" distR="0" wp14:anchorId="2C29F1BB" wp14:editId="3BA2238D">
             <wp:extent cx="4614191" cy="1272540"/>
@@ -3681,6 +3662,7 @@
       </w:pPr>
       <w:r>
         <w:rPr>
+          <w:noProof/>
           <w:lang w:val="en-US"/>
         </w:rPr>
         <w:drawing>
@@ -6154,6 +6136,9 @@
         </w:rPr>
       </w:pPr>
       <w:r>
+        <w:rPr>
+          <w:noProof/>
+        </w:rPr>
         <w:drawing>
           <wp:inline distT="0" distB="0" distL="0" distR="0" wp14:anchorId="018FCF22" wp14:editId="6FA0F04E">
             <wp:extent cx="4914900" cy="1275615"/>
@@ -6199,6 +6184,7 @@
       </w:pPr>
       <w:r>
         <w:rPr>
+          <w:noProof/>
           <w:lang w:val="en-US"/>
         </w:rPr>
         <w:drawing>
@@ -6268,12 +6254,84 @@
       </w:r>
     </w:p>
     <w:p>
+      <w:r>
+        <w:rPr>
+          <w:noProof/>
+        </w:rPr>
+        <w:lastRenderedPageBreak/>
+        <w:drawing>
+          <wp:inline distT="0" distB="0" distL="0" distR="0" wp14:anchorId="66138150" wp14:editId="7296ED2A">
+            <wp:extent cx="5498077" cy="4632960"/>
+            <wp:effectExtent l="0" t="0" r="7620" b="0"/>
+            <wp:docPr id="438985170" name="Рисунок 1" descr="Изображение выглядит как шаблон, Прямоугольник, Симметрия, ткань&#10;&#10;Содержимое, созданное искусственным интеллектом, может быть неверным."/>
+            <wp:cNvGraphicFramePr>
+              <a:graphicFrameLocks xmlns:a="http://schemas.openxmlformats.org/drawingml/2006/main" noChangeAspect="1"/>
+            </wp:cNvGraphicFramePr>
+            <a:graphic xmlns:a="http://schemas.openxmlformats.org/drawingml/2006/main">
+              <a:graphicData uri="http://schemas.openxmlformats.org/drawingml/2006/picture">
+                <pic:pic xmlns:pic="http://schemas.openxmlformats.org/drawingml/2006/picture">
+                  <pic:nvPicPr>
+                    <pic:cNvPr id="438985170" name="Рисунок 1" descr="Изображение выглядит как шаблон, Прямоугольник, Симметрия, ткань&#10;&#10;Содержимое, созданное искусственным интеллектом, может быть неверным."/>
+                    <pic:cNvPicPr/>
+                  </pic:nvPicPr>
+                  <pic:blipFill>
+                    <a:blip r:embed="rId14"/>
+                    <a:stretch>
+                      <a:fillRect/>
+                    </a:stretch>
+                  </pic:blipFill>
+                  <pic:spPr>
+                    <a:xfrm>
+                      <a:off x="0" y="0"/>
+                      <a:ext cx="5501758" cy="4636062"/>
+                    </a:xfrm>
+                    <a:prstGeom prst="rect">
+                      <a:avLst/>
+                    </a:prstGeom>
+                  </pic:spPr>
+                </pic:pic>
+              </a:graphicData>
+            </a:graphic>
+          </wp:inline>
+        </w:drawing>
+      </w:r>
+    </w:p>
+    <w:p>
+      <w:pPr>
+        <w:jc w:val="center"/>
+        <w:rPr>
+          <w:sz w:val="24"/>
+          <w:szCs w:val="20"/>
+        </w:rPr>
+      </w:pPr>
+      <w:r>
+        <w:rPr>
+          <w:sz w:val="24"/>
+          <w:szCs w:val="20"/>
+        </w:rPr>
+        <w:t xml:space="preserve">Таблица преобразований для </w:t>
+      </w:r>
+      <w:proofErr w:type="spellStart"/>
+      <w:r>
+        <w:rPr>
+          <w:sz w:val="24"/>
+          <w:szCs w:val="20"/>
+        </w:rPr>
+        <w:t>Виженера</w:t>
+      </w:r>
+      <w:proofErr w:type="spellEnd"/>
+    </w:p>
+    <w:p/>
+    <w:p>
       <w:pPr>
         <w:rPr>
           <w:lang w:val="en-US"/>
         </w:rPr>
       </w:pPr>
       <w:r>
+        <w:rPr>
+          <w:noProof/>
+        </w:rPr>
         <w:drawing>
           <wp:inline distT="0" distB="0" distL="0" distR="0" wp14:anchorId="77D9C1C1" wp14:editId="14228248">
             <wp:extent cx="5222531" cy="1630680"/>
@@ -6290,7 +6348,7 @@
                     <pic:cNvPicPr/>
                   </pic:nvPicPr>
                   <pic:blipFill>
-                    <a:blip r:embed="rId14"/>
+                    <a:blip r:embed="rId15"/>
                     <a:stretch>
                       <a:fillRect/>
                     </a:stretch>
@@ -6319,9 +6377,9 @@
       </w:pPr>
       <w:r>
         <w:rPr>
+          <w:noProof/>
           <w:lang w:val="en-US"/>
         </w:rPr>
-        <w:lastRenderedPageBreak/>
         <w:drawing>
           <wp:inline distT="0" distB="0" distL="0" distR="0" wp14:anchorId="100DB64C" wp14:editId="3559235B">
             <wp:extent cx="5097780" cy="1644586"/>
@@ -6338,7 +6396,7 @@
                     <pic:cNvPicPr/>
                   </pic:nvPicPr>
                   <pic:blipFill>
-                    <a:blip r:embed="rId15"/>
+                    <a:blip r:embed="rId16"/>
                     <a:stretch>
                       <a:fillRect/>
                     </a:stretch>
@@ -6874,16 +6932,11 @@
       </w:r>
       <w:proofErr w:type="spellEnd"/>
       <w:r>
-        <w:t>!</w:t>
-      </w:r>
-      <w:r>
-        <w:t>”</w:t>
+        <w:t>!”</w:t>
       </w:r>
     </w:p>
     <w:p/>
     <w:p/>
-    <w:p/>
-    <w:p/>
     <w:p>
       <w:pPr>
         <w:ind w:firstLine="0"/>
@@ -6892,6 +6945,9 @@
         <w:tab/>
       </w:r>
       <w:r>
+        <w:rPr>
+          <w:noProof/>
+        </w:rPr>
         <w:drawing>
           <wp:inline distT="0" distB="0" distL="0" distR="0" wp14:anchorId="052B7856" wp14:editId="1E7A8A86">
             <wp:extent cx="4701540" cy="1523289"/>
@@ -6908,7 +6964,7 @@
                     <pic:cNvPicPr/>
                   </pic:nvPicPr>
                   <pic:blipFill>
-                    <a:blip r:embed="rId16"/>
+                    <a:blip r:embed="rId17"/>
                     <a:stretch>
                       <a:fillRect/>
                     </a:stretch>
@@ -6931,6 +6987,9 @@
     </w:p>
     <w:p>
       <w:r>
+        <w:rPr>
+          <w:noProof/>
+        </w:rPr>
         <w:drawing>
           <wp:inline distT="0" distB="0" distL="0" distR="0" wp14:anchorId="64BE7026" wp14:editId="128CEBC4">
             <wp:extent cx="4686300" cy="1503824"/>
@@ -6947,7 +7006,7 @@
                     <pic:cNvPicPr/>
                   </pic:nvPicPr>
                   <pic:blipFill>
-                    <a:blip r:embed="rId17"/>
+                    <a:blip r:embed="rId18"/>
                     <a:stretch>
                       <a:fillRect/>
                     </a:stretch>
@@ -7598,43 +7657,34 @@
         <w:ind w:firstLine="0"/>
         <w:contextualSpacing w:val="0"/>
         <w:jc w:val="left"/>
+      </w:pPr>
+      <w:r>
+        <w:br w:type="page"/>
+      </w:r>
+    </w:p>
+    <w:p/>
+    <w:p>
+      <w:pPr>
+        <w:pStyle w:val="2"/>
+      </w:pPr>
+      <w:bookmarkStart w:id="2" w:name="_Toc222064947"/>
+      <w:r>
+        <w:t xml:space="preserve">3 </w:t>
+      </w:r>
+      <w:r>
+        <w:t>Скриншоты, подтверждающие работу программы с файлами</w:t>
+      </w:r>
+      <w:bookmarkEnd w:id="2"/>
+    </w:p>
+    <w:p/>
+    <w:p>
+      <w:pPr>
+        <w:ind w:firstLine="0"/>
+      </w:pPr>
+      <w:r>
         <w:rPr>
-          <w:lang w:val="en-US"/>
+          <w:noProof/>
         </w:rPr>
-      </w:pPr>
-      <w:r>
-        <w:rPr>
-          <w:lang w:val="en-US"/>
-        </w:rPr>
-        <w:br w:type="page"/>
-      </w:r>
-    </w:p>
-    <w:p>
-      <w:pPr>
-        <w:rPr>
-          <w:lang w:val="en-US"/>
-        </w:rPr>
-      </w:pPr>
-    </w:p>
-    <w:p>
-      <w:pPr>
-        <w:pStyle w:val="2"/>
-      </w:pPr>
-      <w:bookmarkStart w:id="2" w:name="_Toc222064947"/>
-      <w:r>
-        <w:t xml:space="preserve">3 </w:t>
-      </w:r>
-      <w:r>
-        <w:t>Скриншоты, подтверждающие работу программы с файлами</w:t>
-      </w:r>
-      <w:bookmarkEnd w:id="2"/>
-    </w:p>
-    <w:p/>
-    <w:p>
-      <w:pPr>
-        <w:ind w:firstLine="0"/>
-      </w:pPr>
-      <w:r>
         <w:drawing>
           <wp:inline distT="0" distB="0" distL="0" distR="0" wp14:anchorId="1CAAB831" wp14:editId="532D2D8E">
             <wp:extent cx="4456395" cy="3939540"/>
@@ -7651,7 +7701,7 @@
                     <pic:cNvPicPr/>
                   </pic:nvPicPr>
                   <pic:blipFill>
-                    <a:blip r:embed="rId18"/>
+                    <a:blip r:embed="rId19"/>
                     <a:stretch>
                       <a:fillRect/>
                     </a:stretch>
@@ -7672,6 +7722,9 @@
         </w:drawing>
       </w:r>
       <w:r>
+        <w:rPr>
+          <w:noProof/>
+        </w:rPr>
         <w:drawing>
           <wp:inline distT="0" distB="0" distL="0" distR="0" wp14:anchorId="7D2CF138" wp14:editId="42DDE594">
             <wp:extent cx="4396139" cy="4457700"/>
@@ -7688,7 +7741,7 @@
                     <pic:cNvPicPr/>
                   </pic:nvPicPr>
                   <pic:blipFill>
-                    <a:blip r:embed="rId19"/>
+                    <a:blip r:embed="rId20"/>
                     <a:stretch>
                       <a:fillRect/>
                     </a:stretch>
@@ -7710,7 +7763,7 @@
       </w:r>
     </w:p>
     <w:sectPr>
-      <w:footerReference w:type="default" r:id="rId20"/>
+      <w:footerReference w:type="default" r:id="rId21"/>
       <w:pgSz w:w="11906" w:h="16838"/>
       <w:pgMar w:top="1134" w:right="850" w:bottom="1134" w:left="1701" w:header="709" w:footer="227" w:gutter="0"/>
       <w:cols w:space="708"/>
@@ -9031,6 +9084,7 @@
   <w:style w:type="character" w:default="1" w:styleId="a1">
     <w:name w:val="Default Paragraph Font"/>
     <w:uiPriority w:val="1"/>
+    <w:semiHidden/>
     <w:unhideWhenUsed/>
   </w:style>
   <w:style w:type="table" w:default="1" w:styleId="a2">

--- a/lab1/Отчёт.docx
+++ b/lab1/Отчёт.docx
@@ -7656,6 +7656,514 @@
         <w:spacing w:after="160"/>
         <w:ind w:firstLine="0"/>
         <w:contextualSpacing w:val="0"/>
+        <w:jc w:val="center"/>
+      </w:pPr>
+      <w:r>
+        <w:drawing>
+          <wp:inline distT="0" distB="0" distL="0" distR="0" wp14:anchorId="076B5B95" wp14:editId="18D92ABC">
+            <wp:extent cx="4907280" cy="1618799"/>
+            <wp:effectExtent l="0" t="0" r="7620" b="635"/>
+            <wp:docPr id="402617842" name="Рисунок 1" descr="Изображение выглядит как текст, снимок экрана, программное обеспечение, Значок на компьютере&#10;&#10;Содержимое, созданное искусственным интеллектом, может быть неверным."/>
+            <wp:cNvGraphicFramePr>
+              <a:graphicFrameLocks xmlns:a="http://schemas.openxmlformats.org/drawingml/2006/main" noChangeAspect="1"/>
+            </wp:cNvGraphicFramePr>
+            <a:graphic xmlns:a="http://schemas.openxmlformats.org/drawingml/2006/main">
+              <a:graphicData uri="http://schemas.openxmlformats.org/drawingml/2006/picture">
+                <pic:pic xmlns:pic="http://schemas.openxmlformats.org/drawingml/2006/picture">
+                  <pic:nvPicPr>
+                    <pic:cNvPr id="402617842" name="Рисунок 1" descr="Изображение выглядит как текст, снимок экрана, программное обеспечение, Значок на компьютере&#10;&#10;Содержимое, созданное искусственным интеллектом, может быть неверным."/>
+                    <pic:cNvPicPr/>
+                  </pic:nvPicPr>
+                  <pic:blipFill>
+                    <a:blip r:embed="rId19"/>
+                    <a:stretch>
+                      <a:fillRect/>
+                    </a:stretch>
+                  </pic:blipFill>
+                  <pic:spPr>
+                    <a:xfrm>
+                      <a:off x="0" y="0"/>
+                      <a:ext cx="4918607" cy="1622535"/>
+                    </a:xfrm>
+                    <a:prstGeom prst="rect">
+                      <a:avLst/>
+                    </a:prstGeom>
+                  </pic:spPr>
+                </pic:pic>
+              </a:graphicData>
+            </a:graphic>
+          </wp:inline>
+        </w:drawing>
+      </w:r>
+    </w:p>
+    <w:p>
+      <w:pPr>
+        <w:spacing w:after="160"/>
+        <w:ind w:firstLine="0"/>
+        <w:contextualSpacing w:val="0"/>
+        <w:jc w:val="center"/>
+      </w:pPr>
+      <w:r>
+        <w:drawing>
+          <wp:inline distT="0" distB="0" distL="0" distR="0" wp14:anchorId="562EB091" wp14:editId="250FF2A0">
+            <wp:extent cx="4846320" cy="1647386"/>
+            <wp:effectExtent l="0" t="0" r="0" b="0"/>
+            <wp:docPr id="1821900965" name="Рисунок 1" descr="Изображение выглядит как текст, программное обеспечение, число, линия&#10;&#10;Содержимое, созданное искусственным интеллектом, может быть неверным."/>
+            <wp:cNvGraphicFramePr>
+              <a:graphicFrameLocks xmlns:a="http://schemas.openxmlformats.org/drawingml/2006/main" noChangeAspect="1"/>
+            </wp:cNvGraphicFramePr>
+            <a:graphic xmlns:a="http://schemas.openxmlformats.org/drawingml/2006/main">
+              <a:graphicData uri="http://schemas.openxmlformats.org/drawingml/2006/picture">
+                <pic:pic xmlns:pic="http://schemas.openxmlformats.org/drawingml/2006/picture">
+                  <pic:nvPicPr>
+                    <pic:cNvPr id="1821900965" name="Рисунок 1" descr="Изображение выглядит как текст, программное обеспечение, число, линия&#10;&#10;Содержимое, созданное искусственным интеллектом, может быть неверным."/>
+                    <pic:cNvPicPr/>
+                  </pic:nvPicPr>
+                  <pic:blipFill>
+                    <a:blip r:embed="rId20"/>
+                    <a:stretch>
+                      <a:fillRect/>
+                    </a:stretch>
+                  </pic:blipFill>
+                  <pic:spPr>
+                    <a:xfrm>
+                      <a:off x="0" y="0"/>
+                      <a:ext cx="4866871" cy="1654372"/>
+                    </a:xfrm>
+                    <a:prstGeom prst="rect">
+                      <a:avLst/>
+                    </a:prstGeom>
+                  </pic:spPr>
+                </pic:pic>
+              </a:graphicData>
+            </a:graphic>
+          </wp:inline>
+        </w:drawing>
+      </w:r>
+    </w:p>
+    <w:tbl>
+      <w:tblPr>
+        <w:tblStyle w:val="a9"/>
+        <w:tblW w:w="0" w:type="auto"/>
+        <w:tblInd w:w="1043" w:type="dxa"/>
+        <w:tblLook w:val="04A0" w:firstRow="1" w:lastRow="0" w:firstColumn="1" w:lastColumn="0" w:noHBand="0" w:noVBand="1"/>
+      </w:tblPr>
+      <w:tblGrid>
+        <w:gridCol w:w="465"/>
+        <w:gridCol w:w="467"/>
+        <w:gridCol w:w="454"/>
+        <w:gridCol w:w="454"/>
+        <w:gridCol w:w="454"/>
+        <w:gridCol w:w="454"/>
+        <w:gridCol w:w="454"/>
+        <w:gridCol w:w="454"/>
+        <w:gridCol w:w="454"/>
+        <w:gridCol w:w="467"/>
+        <w:gridCol w:w="454"/>
+        <w:gridCol w:w="454"/>
+        <w:gridCol w:w="454"/>
+        <w:gridCol w:w="465"/>
+      </w:tblGrid>
+      <w:tr>
+        <w:tc>
+          <w:tcPr>
+            <w:tcW w:w="465" w:type="dxa"/>
+          </w:tcPr>
+          <w:p>
+            <w:pPr>
+              <w:ind w:firstLine="0"/>
+              <w:jc w:val="center"/>
+            </w:pPr>
+            <w:r>
+              <w:t>Ё</w:t>
+            </w:r>
+          </w:p>
+        </w:tc>
+        <w:tc>
+          <w:tcPr>
+            <w:tcW w:w="467" w:type="dxa"/>
+          </w:tcPr>
+          <w:p>
+            <w:pPr>
+              <w:ind w:firstLine="0"/>
+              <w:jc w:val="center"/>
+            </w:pPr>
+            <w:r>
+              <w:t>Ж</w:t>
+            </w:r>
+          </w:p>
+        </w:tc>
+        <w:tc>
+          <w:tcPr>
+            <w:tcW w:w="454" w:type="dxa"/>
+          </w:tcPr>
+          <w:p>
+            <w:pPr>
+              <w:ind w:firstLine="0"/>
+              <w:jc w:val="center"/>
+            </w:pPr>
+            <w:r>
+              <w:t>И</w:t>
+            </w:r>
+          </w:p>
+        </w:tc>
+        <w:tc>
+          <w:tcPr>
+            <w:tcW w:w="454" w:type="dxa"/>
+          </w:tcPr>
+          <w:p>
+            <w:pPr>
+              <w:ind w:firstLine="0"/>
+              <w:jc w:val="center"/>
+            </w:pPr>
+            <w:r>
+              <w:t>К</w:t>
+            </w:r>
+          </w:p>
+        </w:tc>
+        <w:tc>
+          <w:tcPr>
+            <w:tcW w:w="454" w:type="dxa"/>
+          </w:tcPr>
+          <w:p>
+            <w:pPr>
+              <w:ind w:firstLine="0"/>
+              <w:jc w:val="center"/>
+            </w:pPr>
+          </w:p>
+        </w:tc>
+        <w:tc>
+          <w:tcPr>
+            <w:tcW w:w="454" w:type="dxa"/>
+          </w:tcPr>
+          <w:p>
+            <w:pPr>
+              <w:ind w:firstLine="0"/>
+              <w:jc w:val="center"/>
+            </w:pPr>
+            <w:r>
+              <w:t>С</w:t>
+            </w:r>
+          </w:p>
+        </w:tc>
+        <w:tc>
+          <w:tcPr>
+            <w:tcW w:w="454" w:type="dxa"/>
+          </w:tcPr>
+          <w:p>
+            <w:pPr>
+              <w:ind w:firstLine="0"/>
+              <w:jc w:val="center"/>
+            </w:pPr>
+            <w:r>
+              <w:t xml:space="preserve"> </w:t>
+            </w:r>
+          </w:p>
+        </w:tc>
+        <w:tc>
+          <w:tcPr>
+            <w:tcW w:w="454" w:type="dxa"/>
+          </w:tcPr>
+          <w:p>
+            <w:pPr>
+              <w:ind w:firstLine="0"/>
+              <w:jc w:val="center"/>
+            </w:pPr>
+            <w:r>
+              <w:t>Я</w:t>
+            </w:r>
+          </w:p>
+        </w:tc>
+        <w:tc>
+          <w:tcPr>
+            <w:tcW w:w="454" w:type="dxa"/>
+          </w:tcPr>
+          <w:p>
+            <w:pPr>
+              <w:ind w:firstLine="0"/>
+              <w:jc w:val="center"/>
+            </w:pPr>
+            <w:r>
+              <w:t>Б</w:t>
+            </w:r>
+          </w:p>
+        </w:tc>
+        <w:tc>
+          <w:tcPr>
+            <w:tcW w:w="467" w:type="dxa"/>
+          </w:tcPr>
+          <w:p>
+            <w:pPr>
+              <w:ind w:firstLine="0"/>
+              <w:jc w:val="center"/>
+            </w:pPr>
+            <w:r>
+              <w:t>Л</w:t>
+            </w:r>
+          </w:p>
+        </w:tc>
+        <w:tc>
+          <w:tcPr>
+            <w:tcW w:w="454" w:type="dxa"/>
+          </w:tcPr>
+          <w:p>
+            <w:pPr>
+              <w:ind w:firstLine="0"/>
+            </w:pPr>
+            <w:r>
+              <w:t>О</w:t>
+            </w:r>
+          </w:p>
+        </w:tc>
+        <w:tc>
+          <w:tcPr>
+            <w:tcW w:w="454" w:type="dxa"/>
+          </w:tcPr>
+          <w:p>
+            <w:pPr>
+              <w:ind w:firstLine="0"/>
+              <w:jc w:val="center"/>
+            </w:pPr>
+            <w:r>
+              <w:t>К</w:t>
+            </w:r>
+          </w:p>
+        </w:tc>
+        <w:tc>
+          <w:tcPr>
+            <w:tcW w:w="454" w:type="dxa"/>
+          </w:tcPr>
+          <w:p>
+            <w:pPr>
+              <w:ind w:firstLine="0"/>
+              <w:jc w:val="center"/>
+            </w:pPr>
+            <w:r>
+              <w:t>О</w:t>
+            </w:r>
+          </w:p>
+        </w:tc>
+        <w:tc>
+          <w:tcPr>
+            <w:tcW w:w="465" w:type="dxa"/>
+          </w:tcPr>
+          <w:p>
+            <w:pPr>
+              <w:ind w:firstLine="0"/>
+              <w:jc w:val="center"/>
+            </w:pPr>
+            <w:r>
+              <w:t>М</w:t>
+            </w:r>
+          </w:p>
+        </w:tc>
+      </w:tr>
+      <w:tr>
+        <w:tc>
+          <w:tcPr>
+            <w:tcW w:w="465" w:type="dxa"/>
+          </w:tcPr>
+          <w:p>
+            <w:pPr>
+              <w:ind w:firstLine="0"/>
+              <w:jc w:val="center"/>
+            </w:pPr>
+            <w:r>
+              <w:t>Б</w:t>
+            </w:r>
+          </w:p>
+        </w:tc>
+        <w:tc>
+          <w:tcPr>
+            <w:tcW w:w="467" w:type="dxa"/>
+          </w:tcPr>
+          <w:p>
+            <w:pPr>
+              <w:ind w:firstLine="0"/>
+              <w:jc w:val="center"/>
+            </w:pPr>
+            <w:r>
+              <w:t>Е</w:t>
+            </w:r>
+          </w:p>
+        </w:tc>
+        <w:tc>
+          <w:tcPr>
+            <w:tcW w:w="454" w:type="dxa"/>
+          </w:tcPr>
+          <w:p>
+            <w:pPr>
+              <w:ind w:firstLine="0"/>
+              <w:jc w:val="center"/>
+            </w:pPr>
+            <w:r>
+              <w:t>Г</w:t>
+            </w:r>
+          </w:p>
+        </w:tc>
+        <w:tc>
+          <w:tcPr>
+            <w:tcW w:w="454" w:type="dxa"/>
+          </w:tcPr>
+          <w:p>
+            <w:pPr>
+              <w:ind w:firstLine="0"/>
+              <w:jc w:val="center"/>
+            </w:pPr>
+            <w:r>
+              <w:t>В</w:t>
+            </w:r>
+          </w:p>
+        </w:tc>
+        <w:tc>
+          <w:tcPr>
+            <w:tcW w:w="454" w:type="dxa"/>
+          </w:tcPr>
+          <w:p>
+            <w:pPr>
+              <w:ind w:firstLine="0"/>
+              <w:jc w:val="center"/>
+            </w:pPr>
+          </w:p>
+        </w:tc>
+        <w:tc>
+          <w:tcPr>
+            <w:tcW w:w="454" w:type="dxa"/>
+          </w:tcPr>
+          <w:p>
+            <w:pPr>
+              <w:ind w:firstLine="0"/>
+              <w:jc w:val="center"/>
+            </w:pPr>
+            <w:r>
+              <w:t>Ё</w:t>
+            </w:r>
+          </w:p>
+        </w:tc>
+        <w:tc>
+          <w:tcPr>
+            <w:tcW w:w="454" w:type="dxa"/>
+          </w:tcPr>
+          <w:p>
+            <w:pPr>
+              <w:ind w:firstLine="0"/>
+              <w:jc w:val="center"/>
+            </w:pPr>
+          </w:p>
+        </w:tc>
+        <w:tc>
+          <w:tcPr>
+            <w:tcW w:w="454" w:type="dxa"/>
+          </w:tcPr>
+          <w:p>
+            <w:pPr>
+              <w:ind w:firstLine="0"/>
+              <w:jc w:val="center"/>
+            </w:pPr>
+            <w:r>
+              <w:t>Д</w:t>
+            </w:r>
+          </w:p>
+        </w:tc>
+        <w:tc>
+          <w:tcPr>
+            <w:tcW w:w="454" w:type="dxa"/>
+          </w:tcPr>
+          <w:p>
+            <w:pPr>
+              <w:ind w:firstLine="0"/>
+              <w:jc w:val="center"/>
+            </w:pPr>
+            <w:r>
+              <w:t>Д</w:t>
+            </w:r>
+          </w:p>
+        </w:tc>
+        <w:tc>
+          <w:tcPr>
+            <w:tcW w:w="467" w:type="dxa"/>
+          </w:tcPr>
+          <w:p>
+            <w:pPr>
+              <w:ind w:firstLine="0"/>
+              <w:jc w:val="center"/>
+            </w:pPr>
+            <w:r>
+              <w:t>Ж</w:t>
+            </w:r>
+          </w:p>
+        </w:tc>
+        <w:tc>
+          <w:tcPr>
+            <w:tcW w:w="454" w:type="dxa"/>
+          </w:tcPr>
+          <w:p>
+            <w:pPr>
+              <w:ind w:firstLine="0"/>
+              <w:jc w:val="center"/>
+            </w:pPr>
+            <w:r>
+              <w:t>Е</w:t>
+            </w:r>
+          </w:p>
+        </w:tc>
+        <w:tc>
+          <w:tcPr>
+            <w:tcW w:w="454" w:type="dxa"/>
+          </w:tcPr>
+          <w:p>
+            <w:pPr>
+              <w:ind w:firstLine="0"/>
+              <w:jc w:val="center"/>
+            </w:pPr>
+            <w:r>
+              <w:t>Е</w:t>
+            </w:r>
+          </w:p>
+        </w:tc>
+        <w:tc>
+          <w:tcPr>
+            <w:tcW w:w="454" w:type="dxa"/>
+          </w:tcPr>
+          <w:p>
+            <w:pPr>
+              <w:ind w:firstLine="0"/>
+              <w:jc w:val="center"/>
+            </w:pPr>
+            <w:r>
+              <w:t>З</w:t>
+            </w:r>
+          </w:p>
+        </w:tc>
+        <w:tc>
+          <w:tcPr>
+            <w:tcW w:w="465" w:type="dxa"/>
+          </w:tcPr>
+          <w:p>
+            <w:pPr>
+              <w:ind w:firstLine="0"/>
+              <w:jc w:val="center"/>
+            </w:pPr>
+            <w:r>
+              <w:t>Ё</w:t>
+            </w:r>
+          </w:p>
+        </w:tc>
+      </w:tr>
+    </w:tbl>
+    <w:p>
+      <w:pPr>
+        <w:spacing w:after="160"/>
+        <w:ind w:firstLine="0"/>
+        <w:contextualSpacing w:val="0"/>
+        <w:jc w:val="center"/>
+      </w:pPr>
+    </w:p>
+    <w:p>
+      <w:pPr>
+        <w:spacing w:after="160"/>
+        <w:ind w:firstLine="0"/>
+        <w:contextualSpacing w:val="0"/>
         <w:jc w:val="left"/>
       </w:pPr>
       <w:r>
@@ -7701,7 +8209,7 @@
                     <pic:cNvPicPr/>
                   </pic:nvPicPr>
                   <pic:blipFill>
-                    <a:blip r:embed="rId19"/>
+                    <a:blip r:embed="rId21"/>
                     <a:stretch>
                       <a:fillRect/>
                     </a:stretch>
@@ -7741,7 +8249,7 @@
                     <pic:cNvPicPr/>
                   </pic:nvPicPr>
                   <pic:blipFill>
-                    <a:blip r:embed="rId20"/>
+                    <a:blip r:embed="rId22"/>
                     <a:stretch>
                       <a:fillRect/>
                     </a:stretch>
@@ -7763,7 +8271,7 @@
       </w:r>
     </w:p>
     <w:sectPr>
-      <w:footerReference w:type="default" r:id="rId21"/>
+      <w:footerReference w:type="default" r:id="rId23"/>
       <w:pgSz w:w="11906" w:h="16838"/>
       <w:pgMar w:top="1134" w:right="850" w:bottom="1134" w:left="1701" w:header="709" w:footer="227" w:gutter="0"/>
       <w:cols w:space="708"/>
@@ -9005,7 +9513,7 @@
   <w:style w:type="paragraph" w:default="1" w:styleId="a0">
     <w:name w:val="Normal"/>
     <w:qFormat/>
-    <w:rsid w:val="00C7631C"/>
+    <w:rsid w:val="008F7741"/>
     <w:pPr>
       <w:spacing w:after="0"/>
       <w:ind w:firstLine="720"/>

--- a/lab1/Отчёт.docx
+++ b/lab1/Отчёт.docx
@@ -2350,11 +2350,21 @@
         <w:t xml:space="preserve"> = “</w:t>
       </w:r>
       <w:r>
-        <w:t>HEROORDEDLLHELWL</w:t>
+        <w:t xml:space="preserve"> </w:t>
+      </w:r>
+      <w:proofErr w:type="spellStart"/>
+      <w:proofErr w:type="gramStart"/>
+      <w:r>
+        <w:t>HWROOREEDLRRRLWLl</w:t>
+      </w:r>
+      <w:proofErr w:type="spellEnd"/>
+      <w:r>
+        <w:t xml:space="preserve"> </w:t>
       </w:r>
       <w:r>
         <w:t>”</w:t>
       </w:r>
+      <w:proofErr w:type="gramEnd"/>
     </w:p>
     <w:p/>
     <w:p>
@@ -2378,6 +2388,7 @@
         </w:rPr>
       </w:pPr>
     </w:p>
+    <w:p/>
     <w:p>
       <w:pPr>
         <w:rPr>
@@ -2386,14 +2397,13 @@
       </w:pPr>
       <w:r>
         <w:rPr>
-          <w:noProof/>
           <w:lang w:val="en-US"/>
         </w:rPr>
         <w:drawing>
-          <wp:inline distT="0" distB="0" distL="0" distR="0" wp14:anchorId="16FC6292" wp14:editId="6EE8A5EB">
-            <wp:extent cx="5027195" cy="1440180"/>
-            <wp:effectExtent l="0" t="0" r="2540" b="7620"/>
-            <wp:docPr id="1139161586" name="Рисунок 1" descr="Изображение выглядит как текст, Шрифт, программное обеспечение, линия&#10;&#10;Содержимое, созданное искусственным интеллектом, может быть неверным."/>
+          <wp:inline distT="0" distB="0" distL="0" distR="0" wp14:anchorId="37CE94ED" wp14:editId="1504A581">
+            <wp:extent cx="4351020" cy="1170194"/>
+            <wp:effectExtent l="0" t="0" r="0" b="0"/>
+            <wp:docPr id="1717105068" name="Рисунок 1"/>
             <wp:cNvGraphicFramePr>
               <a:graphicFrameLocks xmlns:a="http://schemas.openxmlformats.org/drawingml/2006/main" noChangeAspect="1"/>
             </wp:cNvGraphicFramePr>
@@ -2401,7 +2411,7 @@
               <a:graphicData uri="http://schemas.openxmlformats.org/drawingml/2006/picture">
                 <pic:pic xmlns:pic="http://schemas.openxmlformats.org/drawingml/2006/picture">
                   <pic:nvPicPr>
-                    <pic:cNvPr id="1139161586" name="Рисунок 1" descr="Изображение выглядит как текст, Шрифт, программное обеспечение, линия&#10;&#10;Содержимое, созданное искусственным интеллектом, может быть неверным."/>
+                    <pic:cNvPr id="1717105068" name=""/>
                     <pic:cNvPicPr/>
                   </pic:nvPicPr>
                   <pic:blipFill>
@@ -2413,7 +2423,7 @@
                   <pic:spPr>
                     <a:xfrm>
                       <a:off x="0" y="0"/>
-                      <a:ext cx="5035468" cy="1442550"/>
+                      <a:ext cx="4378577" cy="1177605"/>
                     </a:xfrm>
                     <a:prstGeom prst="rect">
                       <a:avLst/>
@@ -2434,14 +2444,13 @@
       </w:pPr>
       <w:r>
         <w:rPr>
-          <w:noProof/>
           <w:lang w:val="en-US"/>
         </w:rPr>
         <w:drawing>
-          <wp:inline distT="0" distB="0" distL="0" distR="0" wp14:anchorId="3FAD1F39" wp14:editId="1086EC9E">
-            <wp:extent cx="4998720" cy="1394084"/>
-            <wp:effectExtent l="0" t="0" r="0" b="0"/>
-            <wp:docPr id="1891931891" name="Рисунок 1" descr="Изображение выглядит как текст, Шрифт, линия, программное обеспечение&#10;&#10;Содержимое, созданное искусственным интеллектом, может быть неверным."/>
+          <wp:inline distT="0" distB="0" distL="0" distR="0" wp14:anchorId="4139E9DC" wp14:editId="5BB217AB">
+            <wp:extent cx="4179093" cy="1059180"/>
+            <wp:effectExtent l="0" t="0" r="0" b="7620"/>
+            <wp:docPr id="1381111719" name="Рисунок 1"/>
             <wp:cNvGraphicFramePr>
               <a:graphicFrameLocks xmlns:a="http://schemas.openxmlformats.org/drawingml/2006/main" noChangeAspect="1"/>
             </wp:cNvGraphicFramePr>
@@ -2449,7 +2458,7 @@
               <a:graphicData uri="http://schemas.openxmlformats.org/drawingml/2006/picture">
                 <pic:pic xmlns:pic="http://schemas.openxmlformats.org/drawingml/2006/picture">
                   <pic:nvPicPr>
-                    <pic:cNvPr id="1891931891" name="Рисунок 1" descr="Изображение выглядит как текст, Шрифт, линия, программное обеспечение&#10;&#10;Содержимое, созданное искусственным интеллектом, может быть неверным."/>
+                    <pic:cNvPr id="1381111719" name=""/>
                     <pic:cNvPicPr/>
                   </pic:nvPicPr>
                   <pic:blipFill>
@@ -2461,7 +2470,7 @@
                   <pic:spPr>
                     <a:xfrm>
                       <a:off x="0" y="0"/>
-                      <a:ext cx="5019277" cy="1399817"/>
+                      <a:ext cx="4184465" cy="1060542"/>
                     </a:xfrm>
                     <a:prstGeom prst="rect">
                       <a:avLst/>
@@ -2474,45 +2483,20 @@
         </w:drawing>
       </w:r>
     </w:p>
-    <w:p/>
-    <w:p/>
-    <w:p/>
     <w:p>
       <w:pPr>
         <w:ind w:firstLine="0"/>
-      </w:pPr>
-      <w:r>
-        <w:t xml:space="preserve">Получаем следующий </w:t>
-      </w:r>
-      <w:proofErr w:type="spellStart"/>
-      <w:r>
-        <w:t>шифротекст</w:t>
-      </w:r>
-      <w:proofErr w:type="spellEnd"/>
-      <w:r>
-        <w:t xml:space="preserve"> </w:t>
-      </w:r>
-      <w:r>
         <w:rPr>
           <w:lang w:val="en-US"/>
         </w:rPr>
-        <w:t>C</w:t>
-      </w:r>
-      <w:r>
-        <w:t xml:space="preserve"> = “</w:t>
-      </w:r>
-      <w:r>
-        <w:t xml:space="preserve"> ОГПАН АРРОМ РЕВИМ И</w:t>
-      </w:r>
-      <w:r>
-        <w:t>”</w:t>
-      </w:r>
+      </w:pPr>
     </w:p>
     <w:p>
       <w:pPr>
         <w:tabs>
           <w:tab w:val="left" w:pos="1944"/>
         </w:tabs>
+        <w:ind w:firstLine="0"/>
       </w:pPr>
       <w:r>
         <w:tab/>
@@ -3596,7 +3580,7 @@
         <w:t xml:space="preserve"> </w:t>
       </w:r>
       <w:r>
-        <w:t>HWWDLLLRL</w:t>
+        <w:t>HRWDLLRRL</w:t>
       </w:r>
       <w:r>
         <w:t>”</w:t>
@@ -3615,13 +3599,13 @@
       </w:pPr>
       <w:r>
         <w:rPr>
-          <w:noProof/>
+          <w:lang w:val="en-US"/>
         </w:rPr>
         <w:drawing>
-          <wp:inline distT="0" distB="0" distL="0" distR="0" wp14:anchorId="2C29F1BB" wp14:editId="3BA2238D">
-            <wp:extent cx="4614191" cy="1272540"/>
+          <wp:inline distT="0" distB="0" distL="0" distR="0" wp14:anchorId="20F54F17" wp14:editId="4591A315">
+            <wp:extent cx="4480471" cy="1272540"/>
             <wp:effectExtent l="0" t="0" r="0" b="3810"/>
-            <wp:docPr id="1051209803" name="Рисунок 1" descr="Изображение выглядит как текст, Шрифт, линия, число&#10;&#10;Содержимое, созданное искусственным интеллектом, может быть неверным."/>
+            <wp:docPr id="1048911933" name="Рисунок 1"/>
             <wp:cNvGraphicFramePr>
               <a:graphicFrameLocks xmlns:a="http://schemas.openxmlformats.org/drawingml/2006/main" noChangeAspect="1"/>
             </wp:cNvGraphicFramePr>
@@ -3629,7 +3613,7 @@
               <a:graphicData uri="http://schemas.openxmlformats.org/drawingml/2006/picture">
                 <pic:pic xmlns:pic="http://schemas.openxmlformats.org/drawingml/2006/picture">
                   <pic:nvPicPr>
-                    <pic:cNvPr id="1051209803" name="Рисунок 1" descr="Изображение выглядит как текст, Шрифт, линия, число&#10;&#10;Содержимое, созданное искусственным интеллектом, может быть неверным."/>
+                    <pic:cNvPr id="1048911933" name=""/>
                     <pic:cNvPicPr/>
                   </pic:nvPicPr>
                   <pic:blipFill>
@@ -3641,7 +3625,7 @@
                   <pic:spPr>
                     <a:xfrm>
                       <a:off x="0" y="0"/>
-                      <a:ext cx="4629426" cy="1276742"/>
+                      <a:ext cx="4486723" cy="1274316"/>
                     </a:xfrm>
                     <a:prstGeom prst="rect">
                       <a:avLst/>
@@ -3662,14 +3646,13 @@
       </w:pPr>
       <w:r>
         <w:rPr>
-          <w:noProof/>
           <w:lang w:val="en-US"/>
         </w:rPr>
         <w:drawing>
-          <wp:inline distT="0" distB="0" distL="0" distR="0" wp14:anchorId="1970AF9C" wp14:editId="33EC4135">
-            <wp:extent cx="4533900" cy="1171399"/>
-            <wp:effectExtent l="0" t="0" r="0" b="0"/>
-            <wp:docPr id="930839337" name="Рисунок 1" descr="Изображение выглядит как текст, Шрифт, линия, программное обеспечение&#10;&#10;Содержимое, созданное искусственным интеллектом, может быть неверным."/>
+          <wp:inline distT="0" distB="0" distL="0" distR="0" wp14:anchorId="21F5C7E1" wp14:editId="19675ABE">
+            <wp:extent cx="4639677" cy="1150620"/>
+            <wp:effectExtent l="0" t="0" r="8890" b="0"/>
+            <wp:docPr id="1306294630" name="Рисунок 1"/>
             <wp:cNvGraphicFramePr>
               <a:graphicFrameLocks xmlns:a="http://schemas.openxmlformats.org/drawingml/2006/main" noChangeAspect="1"/>
             </wp:cNvGraphicFramePr>
@@ -3677,7 +3660,7 @@
               <a:graphicData uri="http://schemas.openxmlformats.org/drawingml/2006/picture">
                 <pic:pic xmlns:pic="http://schemas.openxmlformats.org/drawingml/2006/picture">
                   <pic:nvPicPr>
-                    <pic:cNvPr id="930839337" name="Рисунок 1" descr="Изображение выглядит как текст, Шрифт, линия, программное обеспечение&#10;&#10;Содержимое, созданное искусственным интеллектом, может быть неверным."/>
+                    <pic:cNvPr id="1306294630" name=""/>
                     <pic:cNvPicPr/>
                   </pic:nvPicPr>
                   <pic:blipFill>
@@ -3689,7 +3672,7 @@
                   <pic:spPr>
                     <a:xfrm>
                       <a:off x="0" y="0"/>
-                      <a:ext cx="4557442" cy="1177481"/>
+                      <a:ext cx="4651794" cy="1153625"/>
                     </a:xfrm>
                     <a:prstGeom prst="rect">
                       <a:avLst/>
@@ -3704,6 +3687,41 @@
     </w:p>
     <w:p/>
     <w:p/>
+    <w:p>
+      <w:pPr>
+        <w:rPr>
+          <w:lang w:val="en-US"/>
+        </w:rPr>
+      </w:pPr>
+    </w:p>
+    <w:p>
+      <w:pPr>
+        <w:rPr>
+          <w:lang w:val="en-US"/>
+        </w:rPr>
+      </w:pPr>
+    </w:p>
+    <w:p>
+      <w:pPr>
+        <w:rPr>
+          <w:lang w:val="en-US"/>
+        </w:rPr>
+      </w:pPr>
+    </w:p>
+    <w:p>
+      <w:pPr>
+        <w:rPr>
+          <w:lang w:val="en-US"/>
+        </w:rPr>
+      </w:pPr>
+    </w:p>
+    <w:p>
+      <w:pPr>
+        <w:rPr>
+          <w:lang w:val="en-US"/>
+        </w:rPr>
+      </w:pPr>
+    </w:p>
     <w:p>
       <w:r>
         <w:lastRenderedPageBreak/>
@@ -6137,13 +6155,13 @@
       </w:pPr>
       <w:r>
         <w:rPr>
-          <w:noProof/>
+          <w:lang w:val="en-US"/>
         </w:rPr>
         <w:drawing>
-          <wp:inline distT="0" distB="0" distL="0" distR="0" wp14:anchorId="018FCF22" wp14:editId="6FA0F04E">
-            <wp:extent cx="4914900" cy="1275615"/>
-            <wp:effectExtent l="0" t="0" r="0" b="1270"/>
-            <wp:docPr id="577447569" name="Рисунок 1" descr="Изображение выглядит как текст, Шрифт, линия, число&#10;&#10;Содержимое, созданное искусственным интеллектом, может быть неверным."/>
+          <wp:inline distT="0" distB="0" distL="0" distR="0" wp14:anchorId="5004CC28" wp14:editId="1494AB11">
+            <wp:extent cx="4875428" cy="1287780"/>
+            <wp:effectExtent l="0" t="0" r="1905" b="7620"/>
+            <wp:docPr id="1405092627" name="Рисунок 1"/>
             <wp:cNvGraphicFramePr>
               <a:graphicFrameLocks xmlns:a="http://schemas.openxmlformats.org/drawingml/2006/main" noChangeAspect="1"/>
             </wp:cNvGraphicFramePr>
@@ -6151,7 +6169,7 @@
               <a:graphicData uri="http://schemas.openxmlformats.org/drawingml/2006/picture">
                 <pic:pic xmlns:pic="http://schemas.openxmlformats.org/drawingml/2006/picture">
                   <pic:nvPicPr>
-                    <pic:cNvPr id="577447569" name="Рисунок 1" descr="Изображение выглядит как текст, Шрифт, линия, число&#10;&#10;Содержимое, созданное искусственным интеллектом, может быть неверным."/>
+                    <pic:cNvPr id="1405092627" name=""/>
                     <pic:cNvPicPr/>
                   </pic:nvPicPr>
                   <pic:blipFill>
@@ -6163,7 +6181,7 @@
                   <pic:spPr>
                     <a:xfrm>
                       <a:off x="0" y="0"/>
-                      <a:ext cx="4930299" cy="1279612"/>
+                      <a:ext cx="4879446" cy="1288841"/>
                     </a:xfrm>
                     <a:prstGeom prst="rect">
                       <a:avLst/>
@@ -6184,14 +6202,13 @@
       </w:pPr>
       <w:r>
         <w:rPr>
-          <w:noProof/>
           <w:lang w:val="en-US"/>
         </w:rPr>
         <w:drawing>
-          <wp:inline distT="0" distB="0" distL="0" distR="0" wp14:anchorId="684465B8" wp14:editId="479E0BB2">
-            <wp:extent cx="4855694" cy="1264920"/>
-            <wp:effectExtent l="0" t="0" r="2540" b="0"/>
-            <wp:docPr id="683378942" name="Рисунок 1" descr="Изображение выглядит как текст, Шрифт, линия, число&#10;&#10;Содержимое, созданное искусственным интеллектом, может быть неверным."/>
+          <wp:inline distT="0" distB="0" distL="0" distR="0" wp14:anchorId="1FC27361" wp14:editId="500FE016">
+            <wp:extent cx="4877711" cy="1264920"/>
+            <wp:effectExtent l="0" t="0" r="0" b="0"/>
+            <wp:docPr id="1590646092" name="Рисунок 1"/>
             <wp:cNvGraphicFramePr>
               <a:graphicFrameLocks xmlns:a="http://schemas.openxmlformats.org/drawingml/2006/main" noChangeAspect="1"/>
             </wp:cNvGraphicFramePr>
@@ -6199,7 +6216,7 @@
               <a:graphicData uri="http://schemas.openxmlformats.org/drawingml/2006/picture">
                 <pic:pic xmlns:pic="http://schemas.openxmlformats.org/drawingml/2006/picture">
                   <pic:nvPicPr>
-                    <pic:cNvPr id="683378942" name="Рисунок 1" descr="Изображение выглядит как текст, Шрифт, линия, число&#10;&#10;Содержимое, созданное искусственным интеллектом, может быть неверным."/>
+                    <pic:cNvPr id="1590646092" name=""/>
                     <pic:cNvPicPr/>
                   </pic:nvPicPr>
                   <pic:blipFill>
@@ -6211,7 +6228,7 @@
                   <pic:spPr>
                     <a:xfrm>
                       <a:off x="0" y="0"/>
-                      <a:ext cx="4861888" cy="1266533"/>
+                      <a:ext cx="4886335" cy="1267157"/>
                     </a:xfrm>
                     <a:prstGeom prst="rect">
                       <a:avLst/>
@@ -6225,9 +6242,79 @@
       </w:r>
     </w:p>
     <w:p/>
-    <w:p/>
-    <w:p>
-      <w:r>
+    <w:p>
+      <w:pPr>
+        <w:rPr>
+          <w:lang w:val="en-US"/>
+        </w:rPr>
+      </w:pPr>
+    </w:p>
+    <w:p>
+      <w:pPr>
+        <w:rPr>
+          <w:lang w:val="en-US"/>
+        </w:rPr>
+      </w:pPr>
+    </w:p>
+    <w:p>
+      <w:pPr>
+        <w:rPr>
+          <w:lang w:val="en-US"/>
+        </w:rPr>
+      </w:pPr>
+    </w:p>
+    <w:p>
+      <w:pPr>
+        <w:rPr>
+          <w:lang w:val="en-US"/>
+        </w:rPr>
+      </w:pPr>
+    </w:p>
+    <w:p>
+      <w:pPr>
+        <w:rPr>
+          <w:lang w:val="en-US"/>
+        </w:rPr>
+      </w:pPr>
+    </w:p>
+    <w:p>
+      <w:pPr>
+        <w:rPr>
+          <w:lang w:val="en-US"/>
+        </w:rPr>
+      </w:pPr>
+    </w:p>
+    <w:p>
+      <w:pPr>
+        <w:rPr>
+          <w:lang w:val="en-US"/>
+        </w:rPr>
+      </w:pPr>
+    </w:p>
+    <w:p>
+      <w:pPr>
+        <w:rPr>
+          <w:lang w:val="en-US"/>
+        </w:rPr>
+      </w:pPr>
+    </w:p>
+    <w:p>
+      <w:pPr>
+        <w:rPr>
+          <w:lang w:val="en-US"/>
+        </w:rPr>
+      </w:pPr>
+    </w:p>
+    <w:p>
+      <w:pPr>
+        <w:rPr>
+          <w:lang w:val="en-US"/>
+        </w:rPr>
+      </w:pPr>
+    </w:p>
+    <w:p>
+      <w:r>
+        <w:lastRenderedPageBreak/>
         <w:t>2.</w:t>
       </w:r>
       <w:r>
@@ -6258,7 +6345,6 @@
         <w:rPr>
           <w:noProof/>
         </w:rPr>
-        <w:lastRenderedPageBreak/>
         <w:drawing>
           <wp:inline distT="0" distB="0" distL="0" distR="0" wp14:anchorId="66138150" wp14:editId="7296ED2A">
             <wp:extent cx="5498077" cy="4632960"/>
@@ -6333,9 +6419,9 @@
           <w:noProof/>
         </w:rPr>
         <w:drawing>
-          <wp:inline distT="0" distB="0" distL="0" distR="0" wp14:anchorId="77D9C1C1" wp14:editId="14228248">
-            <wp:extent cx="5222531" cy="1630680"/>
-            <wp:effectExtent l="0" t="0" r="0" b="7620"/>
+          <wp:inline distT="0" distB="0" distL="0" distR="0" wp14:anchorId="77D9C1C1" wp14:editId="2ECC8C9E">
+            <wp:extent cx="4907280" cy="1532247"/>
+            <wp:effectExtent l="0" t="0" r="0" b="0"/>
             <wp:docPr id="292801707" name="Рисунок 1" descr="Изображение выглядит как снимок экрана, текст, Шрифт, число&#10;&#10;Содержимое, созданное искусственным интеллектом, может быть неверным."/>
             <wp:cNvGraphicFramePr>
               <a:graphicFrameLocks xmlns:a="http://schemas.openxmlformats.org/drawingml/2006/main" noChangeAspect="1"/>
@@ -6356,7 +6442,7 @@
                   <pic:spPr>
                     <a:xfrm>
                       <a:off x="0" y="0"/>
-                      <a:ext cx="5240977" cy="1636440"/>
+                      <a:ext cx="4937218" cy="1541595"/>
                     </a:xfrm>
                     <a:prstGeom prst="rect">
                       <a:avLst/>
@@ -6381,9 +6467,9 @@
           <w:lang w:val="en-US"/>
         </w:rPr>
         <w:drawing>
-          <wp:inline distT="0" distB="0" distL="0" distR="0" wp14:anchorId="100DB64C" wp14:editId="3559235B">
-            <wp:extent cx="5097780" cy="1644586"/>
-            <wp:effectExtent l="0" t="0" r="7620" b="0"/>
+          <wp:inline distT="0" distB="0" distL="0" distR="0" wp14:anchorId="100DB64C" wp14:editId="50EF343F">
+            <wp:extent cx="4716780" cy="1521672"/>
+            <wp:effectExtent l="0" t="0" r="7620" b="2540"/>
             <wp:docPr id="1748362441" name="Рисунок 1" descr="Изображение выглядит как текст, программное обеспечение, Значок на компьютере, веб-страница&#10;&#10;Содержимое, созданное искусственным интеллектом, может быть неверным."/>
             <wp:cNvGraphicFramePr>
               <a:graphicFrameLocks xmlns:a="http://schemas.openxmlformats.org/drawingml/2006/main" noChangeAspect="1"/>
@@ -6404,7 +6490,7 @@
                   <pic:spPr>
                     <a:xfrm>
                       <a:off x="0" y="0"/>
-                      <a:ext cx="5117458" cy="1650934"/>
+                      <a:ext cx="4742443" cy="1529951"/>
                     </a:xfrm>
                     <a:prstGeom prst="rect">
                       <a:avLst/>
@@ -7659,6 +7745,9 @@
         <w:jc w:val="center"/>
       </w:pPr>
       <w:r>
+        <w:rPr>
+          <w:noProof/>
+        </w:rPr>
         <w:drawing>
           <wp:inline distT="0" distB="0" distL="0" distR="0" wp14:anchorId="076B5B95" wp14:editId="18D92ABC">
             <wp:extent cx="4907280" cy="1618799"/>
@@ -7704,6 +7793,9 @@
         <w:jc w:val="center"/>
       </w:pPr>
       <w:r>
+        <w:rPr>
+          <w:noProof/>
+        </w:rPr>
         <w:drawing>
           <wp:inline distT="0" distB="0" distL="0" distR="0" wp14:anchorId="562EB091" wp14:editId="250FF2A0">
             <wp:extent cx="4846320" cy="1647386"/>

--- a/lab1/Отчёт.docx
+++ b/lab1/Отчёт.docx
@@ -615,15 +615,7 @@
         </w:numPr>
       </w:pPr>
       <w:r>
-        <w:t>метод поворачивающейся решетки (текст на английском языке</w:t>
-      </w:r>
-      <w:proofErr w:type="gramStart"/>
-      <w:r>
-        <w:t>),использовать</w:t>
-      </w:r>
-      <w:proofErr w:type="gramEnd"/>
-      <w:r>
-        <w:t xml:space="preserve"> размер решетки 4х4 и схему шифрования как в примере на рисунке 1.3 стр.6);</w:t>
+        <w:t>метод поворачивающейся решетки (текст на английском языке),использовать размер решетки 4х4 и схему шифрования как в примере на рисунке 1.3 стр.6);</w:t>
       </w:r>
     </w:p>
     <w:p>
@@ -780,7 +772,16 @@
           <w:p>
             <w:pPr>
               <w:ind w:firstLine="0"/>
-            </w:pPr>
+              <w:rPr>
+                <w:lang w:val="en-US"/>
+              </w:rPr>
+            </w:pPr>
+            <w:r>
+              <w:rPr>
+                <w:lang w:val="en-US"/>
+              </w:rPr>
+              <w:t>E</w:t>
+            </w:r>
           </w:p>
         </w:tc>
         <w:tc>
@@ -801,6 +802,12 @@
                 <w:lang w:val="en-US"/>
               </w:rPr>
             </w:pPr>
+            <w:r>
+              <w:rPr>
+                <w:lang w:val="en-US"/>
+              </w:rPr>
+              <w:t>L</w:t>
+            </w:r>
           </w:p>
         </w:tc>
         <w:tc>
@@ -858,6 +865,12 @@
                 <w:lang w:val="en-US"/>
               </w:rPr>
             </w:pPr>
+            <w:r>
+              <w:rPr>
+                <w:lang w:val="en-US"/>
+              </w:rPr>
+              <w:t>L</w:t>
+            </w:r>
           </w:p>
         </w:tc>
         <w:tc>
@@ -893,12 +906,6 @@
                 <w:lang w:val="en-US"/>
               </w:rPr>
             </w:pPr>
-            <w:r>
-              <w:rPr>
-                <w:lang w:val="en-US"/>
-              </w:rPr>
-              <w:t>E</w:t>
-            </w:r>
           </w:p>
         </w:tc>
       </w:tr>
@@ -939,12 +946,6 @@
                 <w:lang w:val="en-US"/>
               </w:rPr>
             </w:pPr>
-            <w:r>
-              <w:rPr>
-                <w:lang w:val="en-US"/>
-              </w:rPr>
-              <w:t>L</w:t>
-            </w:r>
           </w:p>
         </w:tc>
         <w:tc>
@@ -1017,12 +1018,6 @@
                 <w:lang w:val="en-US"/>
               </w:rPr>
             </w:pPr>
-            <w:r>
-              <w:rPr>
-                <w:lang w:val="en-US"/>
-              </w:rPr>
-              <w:t>L</w:t>
-            </w:r>
           </w:p>
         </w:tc>
         <w:tc>
@@ -1122,6 +1117,12 @@
                 <w:lang w:val="en-US"/>
               </w:rPr>
             </w:pPr>
+            <w:r>
+              <w:rPr>
+                <w:lang w:val="en-US"/>
+              </w:rPr>
+              <w:t>E</w:t>
+            </w:r>
           </w:p>
         </w:tc>
         <w:tc>
@@ -1142,6 +1143,12 @@
                 <w:lang w:val="en-US"/>
               </w:rPr>
             </w:pPr>
+            <w:r>
+              <w:rPr>
+                <w:lang w:val="en-US"/>
+              </w:rPr>
+              <w:t>L</w:t>
+            </w:r>
           </w:p>
         </w:tc>
         <w:tc>
@@ -1191,12 +1198,6 @@
                 <w:lang w:val="en-US"/>
               </w:rPr>
             </w:pPr>
-            <w:r>
-              <w:rPr>
-                <w:lang w:val="en-US"/>
-              </w:rPr>
-              <w:t>O</w:t>
-            </w:r>
           </w:p>
         </w:tc>
         <w:tc>
@@ -1221,6 +1222,31 @@
               <w:rPr>
                 <w:lang w:val="en-US"/>
               </w:rPr>
+              <w:t>L</w:t>
+            </w:r>
+          </w:p>
+        </w:tc>
+        <w:tc>
+          <w:tcPr>
+            <w:tcW w:w="806" w:type="dxa"/>
+            <w:tcBorders>
+              <w:top w:val="single" w:sz="4" w:space="0" w:color="000000"/>
+              <w:left w:val="single" w:sz="4" w:space="0" w:color="000000"/>
+              <w:bottom w:val="single" w:sz="4" w:space="0" w:color="000000"/>
+              <w:right w:val="single" w:sz="4" w:space="0" w:color="000000"/>
+            </w:tcBorders>
+          </w:tcPr>
+          <w:p>
+            <w:pPr>
+              <w:ind w:firstLine="0"/>
+              <w:rPr>
+                <w:lang w:val="en-US"/>
+              </w:rPr>
+            </w:pPr>
+            <w:r>
+              <w:rPr>
+                <w:lang w:val="en-US"/>
+              </w:rPr>
               <w:t>R</w:t>
             </w:r>
           </w:p>
@@ -1242,30 +1268,11 @@
                 <w:lang w:val="en-US"/>
               </w:rPr>
             </w:pPr>
-          </w:p>
-        </w:tc>
-        <w:tc>
-          <w:tcPr>
-            <w:tcW w:w="806" w:type="dxa"/>
-            <w:tcBorders>
-              <w:top w:val="single" w:sz="4" w:space="0" w:color="000000"/>
-              <w:left w:val="single" w:sz="4" w:space="0" w:color="000000"/>
-              <w:bottom w:val="single" w:sz="4" w:space="0" w:color="000000"/>
-              <w:right w:val="single" w:sz="4" w:space="0" w:color="000000"/>
-            </w:tcBorders>
-          </w:tcPr>
-          <w:p>
-            <w:pPr>
-              <w:ind w:firstLine="0"/>
-              <w:rPr>
-                <w:lang w:val="en-US"/>
-              </w:rPr>
-            </w:pPr>
-            <w:r>
-              <w:rPr>
-                <w:lang w:val="en-US"/>
-              </w:rPr>
-              <w:t>E</w:t>
+            <w:r>
+              <w:rPr>
+                <w:lang w:val="en-US"/>
+              </w:rPr>
+              <w:t>W</w:t>
             </w:r>
           </w:p>
         </w:tc>
@@ -1307,12 +1314,6 @@
                 <w:lang w:val="en-US"/>
               </w:rPr>
             </w:pPr>
-            <w:r>
-              <w:rPr>
-                <w:lang w:val="en-US"/>
-              </w:rPr>
-              <w:t>L</w:t>
-            </w:r>
           </w:p>
         </w:tc>
         <w:tc>
@@ -1344,7 +1345,16 @@
           <w:p>
             <w:pPr>
               <w:ind w:firstLine="0"/>
-            </w:pPr>
+              <w:rPr>
+                <w:lang w:val="en-US"/>
+              </w:rPr>
+            </w:pPr>
+            <w:r>
+              <w:rPr>
+                <w:lang w:val="en-US"/>
+              </w:rPr>
+              <w:t>O</w:t>
+            </w:r>
           </w:p>
         </w:tc>
       </w:tr>
@@ -1385,12 +1395,6 @@
                 <w:lang w:val="en-US"/>
               </w:rPr>
             </w:pPr>
-            <w:r>
-              <w:rPr>
-                <w:lang w:val="en-US"/>
-              </w:rPr>
-              <w:t>L</w:t>
-            </w:r>
           </w:p>
         </w:tc>
         <w:tc>
@@ -1410,12 +1414,6 @@
                 <w:lang w:val="en-US"/>
               </w:rPr>
             </w:pPr>
-            <w:r>
-              <w:rPr>
-                <w:lang w:val="en-US"/>
-              </w:rPr>
-              <w:t>W</w:t>
-            </w:r>
           </w:p>
         </w:tc>
         <w:tc>
@@ -1530,6 +1528,12 @@
                 <w:lang w:val="en-US"/>
               </w:rPr>
             </w:pPr>
+            <w:r>
+              <w:rPr>
+                <w:lang w:val="en-US"/>
+              </w:rPr>
+              <w:t>E</w:t>
+            </w:r>
           </w:p>
         </w:tc>
         <w:tc>
@@ -1550,6 +1554,12 @@
                 <w:lang w:val="en-US"/>
               </w:rPr>
             </w:pPr>
+            <w:r>
+              <w:rPr>
+                <w:lang w:val="en-US"/>
+              </w:rPr>
+              <w:t>L</w:t>
+            </w:r>
           </w:p>
         </w:tc>
         <w:tc>
@@ -1599,12 +1609,6 @@
                 <w:lang w:val="en-US"/>
               </w:rPr>
             </w:pPr>
-            <w:r>
-              <w:rPr>
-                <w:lang w:val="en-US"/>
-              </w:rPr>
-              <w:t>O</w:t>
-            </w:r>
           </w:p>
         </w:tc>
         <w:tc>
@@ -1629,6 +1633,31 @@
               <w:rPr>
                 <w:lang w:val="en-US"/>
               </w:rPr>
+              <w:t>L</w:t>
+            </w:r>
+          </w:p>
+        </w:tc>
+        <w:tc>
+          <w:tcPr>
+            <w:tcW w:w="806" w:type="dxa"/>
+            <w:tcBorders>
+              <w:top w:val="single" w:sz="4" w:space="0" w:color="000000"/>
+              <w:left w:val="single" w:sz="4" w:space="0" w:color="000000"/>
+              <w:bottom w:val="single" w:sz="4" w:space="0" w:color="000000"/>
+              <w:right w:val="single" w:sz="4" w:space="0" w:color="000000"/>
+            </w:tcBorders>
+          </w:tcPr>
+          <w:p>
+            <w:pPr>
+              <w:ind w:firstLine="0"/>
+              <w:rPr>
+                <w:lang w:val="en-US"/>
+              </w:rPr>
+            </w:pPr>
+            <w:r>
+              <w:rPr>
+                <w:lang w:val="en-US"/>
+              </w:rPr>
               <w:t>R</w:t>
             </w:r>
           </w:p>
@@ -1646,31 +1675,15 @@
           <w:p>
             <w:pPr>
               <w:ind w:firstLine="0"/>
-            </w:pPr>
-          </w:p>
-        </w:tc>
-        <w:tc>
-          <w:tcPr>
-            <w:tcW w:w="806" w:type="dxa"/>
-            <w:tcBorders>
-              <w:top w:val="single" w:sz="4" w:space="0" w:color="000000"/>
-              <w:left w:val="single" w:sz="4" w:space="0" w:color="000000"/>
-              <w:bottom w:val="single" w:sz="4" w:space="0" w:color="000000"/>
-              <w:right w:val="single" w:sz="4" w:space="0" w:color="000000"/>
-            </w:tcBorders>
-          </w:tcPr>
-          <w:p>
-            <w:pPr>
-              <w:ind w:firstLine="0"/>
-              <w:rPr>
-                <w:lang w:val="en-US"/>
-              </w:rPr>
-            </w:pPr>
-            <w:r>
-              <w:rPr>
-                <w:lang w:val="en-US"/>
-              </w:rPr>
-              <w:t>E</w:t>
+              <w:rPr>
+                <w:lang w:val="en-US"/>
+              </w:rPr>
+            </w:pPr>
+            <w:r>
+              <w:rPr>
+                <w:lang w:val="en-US"/>
+              </w:rPr>
+              <w:t>W</w:t>
             </w:r>
           </w:p>
         </w:tc>
@@ -1696,12 +1709,6 @@
                 <w:lang w:val="en-US"/>
               </w:rPr>
             </w:pPr>
-            <w:r>
-              <w:rPr>
-                <w:lang w:val="en-US"/>
-              </w:rPr>
-              <w:t>D</w:t>
-            </w:r>
           </w:p>
         </w:tc>
         <w:tc>
@@ -1721,12 +1728,6 @@
                 <w:lang w:val="en-US"/>
               </w:rPr>
             </w:pPr>
-            <w:r>
-              <w:rPr>
-                <w:lang w:val="en-US"/>
-              </w:rPr>
-              <w:t>L</w:t>
-            </w:r>
           </w:p>
         </w:tc>
         <w:tc>
@@ -1742,6 +1743,9 @@
           <w:p>
             <w:pPr>
               <w:ind w:firstLine="0"/>
+              <w:rPr>
+                <w:lang w:val="en-US"/>
+              </w:rPr>
             </w:pPr>
           </w:p>
         </w:tc>
@@ -1758,7 +1762,16 @@
           <w:p>
             <w:pPr>
               <w:ind w:firstLine="0"/>
-            </w:pPr>
+              <w:rPr>
+                <w:lang w:val="en-US"/>
+              </w:rPr>
+            </w:pPr>
+            <w:r>
+              <w:rPr>
+                <w:lang w:val="en-US"/>
+              </w:rPr>
+              <w:t>O</w:t>
+            </w:r>
           </w:p>
         </w:tc>
       </w:tr>
@@ -1799,12 +1812,6 @@
                 <w:lang w:val="en-US"/>
               </w:rPr>
             </w:pPr>
-            <w:r>
-              <w:rPr>
-                <w:lang w:val="en-US"/>
-              </w:rPr>
-              <w:t>L</w:t>
-            </w:r>
           </w:p>
         </w:tc>
         <w:tc>
@@ -1828,7 +1835,7 @@
               <w:rPr>
                 <w:lang w:val="en-US"/>
               </w:rPr>
-              <w:t>W</w:t>
+              <w:t>D</w:t>
             </w:r>
           </w:p>
         </w:tc>
@@ -1920,7 +1927,10 @@
               <w:ind w:firstLine="0"/>
             </w:pPr>
             <w:r>
-              <w:t>?</w:t>
+              <w:rPr>
+                <w:lang w:val="en-US"/>
+              </w:rPr>
+              <w:t>E</w:t>
             </w:r>
           </w:p>
         </w:tc>
@@ -1940,7 +1950,10 @@
               <w:ind w:firstLine="0"/>
             </w:pPr>
             <w:r>
-              <w:t>?</w:t>
+              <w:rPr>
+                <w:lang w:val="en-US"/>
+              </w:rPr>
+              <w:t>L</w:t>
             </w:r>
           </w:p>
         </w:tc>
@@ -1995,7 +2008,7 @@
               <w:rPr>
                 <w:lang w:val="en-US"/>
               </w:rPr>
-              <w:t>O</w:t>
+              <w:t>?</w:t>
             </w:r>
           </w:p>
         </w:tc>
@@ -2021,6 +2034,31 @@
               <w:rPr>
                 <w:lang w:val="en-US"/>
               </w:rPr>
+              <w:t>L</w:t>
+            </w:r>
+          </w:p>
+        </w:tc>
+        <w:tc>
+          <w:tcPr>
+            <w:tcW w:w="806" w:type="dxa"/>
+            <w:tcBorders>
+              <w:top w:val="single" w:sz="4" w:space="0" w:color="000000"/>
+              <w:left w:val="single" w:sz="4" w:space="0" w:color="000000"/>
+              <w:bottom w:val="single" w:sz="4" w:space="0" w:color="000000"/>
+              <w:right w:val="single" w:sz="4" w:space="0" w:color="000000"/>
+            </w:tcBorders>
+          </w:tcPr>
+          <w:p>
+            <w:pPr>
+              <w:ind w:firstLine="0"/>
+              <w:rPr>
+                <w:lang w:val="en-US"/>
+              </w:rPr>
+            </w:pPr>
+            <w:r>
+              <w:rPr>
+                <w:lang w:val="en-US"/>
+              </w:rPr>
               <w:t>R</w:t>
             </w:r>
           </w:p>
@@ -2046,32 +2084,7 @@
               <w:rPr>
                 <w:lang w:val="en-US"/>
               </w:rPr>
-              <w:t>?</w:t>
-            </w:r>
-          </w:p>
-        </w:tc>
-        <w:tc>
-          <w:tcPr>
-            <w:tcW w:w="806" w:type="dxa"/>
-            <w:tcBorders>
-              <w:top w:val="single" w:sz="4" w:space="0" w:color="000000"/>
-              <w:left w:val="single" w:sz="4" w:space="0" w:color="000000"/>
-              <w:bottom w:val="single" w:sz="4" w:space="0" w:color="000000"/>
-              <w:right w:val="single" w:sz="4" w:space="0" w:color="000000"/>
-            </w:tcBorders>
-          </w:tcPr>
-          <w:p>
-            <w:pPr>
-              <w:ind w:firstLine="0"/>
-              <w:rPr>
-                <w:lang w:val="en-US"/>
-              </w:rPr>
-            </w:pPr>
-            <w:r>
-              <w:rPr>
-                <w:lang w:val="en-US"/>
-              </w:rPr>
-              <w:t>E</w:t>
+              <w:t>W</w:t>
             </w:r>
           </w:p>
         </w:tc>
@@ -2101,7 +2114,7 @@
               <w:rPr>
                 <w:lang w:val="en-US"/>
               </w:rPr>
-              <w:t>D</w:t>
+              <w:t>?</w:t>
             </w:r>
           </w:p>
         </w:tc>
@@ -2126,7 +2139,7 @@
               <w:rPr>
                 <w:lang w:val="en-US"/>
               </w:rPr>
-              <w:t>L</w:t>
+              <w:t>?</w:t>
             </w:r>
           </w:p>
         </w:tc>
@@ -2143,8 +2156,14 @@
           <w:p>
             <w:pPr>
               <w:ind w:firstLine="0"/>
-            </w:pPr>
-            <w:r>
+              <w:rPr>
+                <w:lang w:val="en-US"/>
+              </w:rPr>
+            </w:pPr>
+            <w:r>
+              <w:rPr>
+                <w:lang w:val="en-US"/>
+              </w:rPr>
               <w:t>?</w:t>
             </w:r>
           </w:p>
@@ -2164,7 +2183,10 @@
               <w:ind w:firstLine="0"/>
             </w:pPr>
             <w:r>
-              <w:t>?</w:t>
+              <w:rPr>
+                <w:lang w:val="en-US"/>
+              </w:rPr>
+              <w:t>O</w:t>
             </w:r>
           </w:p>
         </w:tc>
@@ -2186,8 +2208,14 @@
           <w:p>
             <w:pPr>
               <w:ind w:firstLine="0"/>
-            </w:pPr>
-            <w:r>
+              <w:rPr>
+                <w:lang w:val="en-US"/>
+              </w:rPr>
+            </w:pPr>
+            <w:r>
+              <w:rPr>
+                <w:lang w:val="en-US"/>
+              </w:rPr>
               <w:t>?</w:t>
             </w:r>
           </w:p>
@@ -2213,7 +2241,7 @@
               <w:rPr>
                 <w:lang w:val="en-US"/>
               </w:rPr>
-              <w:t>L</w:t>
+              <w:t>?</w:t>
             </w:r>
           </w:p>
         </w:tc>
@@ -2238,7 +2266,7 @@
               <w:rPr>
                 <w:lang w:val="en-US"/>
               </w:rPr>
-              <w:t>W</w:t>
+              <w:t>D</w:t>
             </w:r>
           </w:p>
         </w:tc>
@@ -2352,19 +2380,12 @@
       <w:r>
         <w:t xml:space="preserve"> </w:t>
       </w:r>
-      <w:proofErr w:type="spellStart"/>
-      <w:proofErr w:type="gramStart"/>
-      <w:r>
-        <w:t>HWROOREEDLRRRLWLl</w:t>
-      </w:r>
-      <w:proofErr w:type="spellEnd"/>
-      <w:r>
-        <w:t xml:space="preserve"> </w:t>
+      <w:r>
+        <w:t>HELOOLRWRLEOLWDL</w:t>
       </w:r>
       <w:r>
         <w:t>”</w:t>
       </w:r>
-      <w:proofErr w:type="gramEnd"/>
     </w:p>
     <w:p/>
     <w:p>
@@ -2400,10 +2421,10 @@
           <w:lang w:val="en-US"/>
         </w:rPr>
         <w:drawing>
-          <wp:inline distT="0" distB="0" distL="0" distR="0" wp14:anchorId="37CE94ED" wp14:editId="1504A581">
-            <wp:extent cx="4351020" cy="1170194"/>
+          <wp:inline distT="0" distB="0" distL="0" distR="0" wp14:anchorId="776BFE66" wp14:editId="59373C94">
+            <wp:extent cx="4210646" cy="1057275"/>
             <wp:effectExtent l="0" t="0" r="0" b="0"/>
-            <wp:docPr id="1717105068" name="Рисунок 1"/>
+            <wp:docPr id="2108598087" name="Рисунок 1"/>
             <wp:cNvGraphicFramePr>
               <a:graphicFrameLocks xmlns:a="http://schemas.openxmlformats.org/drawingml/2006/main" noChangeAspect="1"/>
             </wp:cNvGraphicFramePr>
@@ -2411,7 +2432,7 @@
               <a:graphicData uri="http://schemas.openxmlformats.org/drawingml/2006/picture">
                 <pic:pic xmlns:pic="http://schemas.openxmlformats.org/drawingml/2006/picture">
                   <pic:nvPicPr>
-                    <pic:cNvPr id="1717105068" name=""/>
+                    <pic:cNvPr id="2108598087" name=""/>
                     <pic:cNvPicPr/>
                   </pic:nvPicPr>
                   <pic:blipFill>
@@ -2423,7 +2444,7 @@
                   <pic:spPr>
                     <a:xfrm>
                       <a:off x="0" y="0"/>
-                      <a:ext cx="4378577" cy="1177605"/>
+                      <a:ext cx="4230282" cy="1062205"/>
                     </a:xfrm>
                     <a:prstGeom prst="rect">
                       <a:avLst/>
@@ -2447,10 +2468,10 @@
           <w:lang w:val="en-US"/>
         </w:rPr>
         <w:drawing>
-          <wp:inline distT="0" distB="0" distL="0" distR="0" wp14:anchorId="4139E9DC" wp14:editId="5BB217AB">
-            <wp:extent cx="4179093" cy="1059180"/>
-            <wp:effectExtent l="0" t="0" r="0" b="7620"/>
-            <wp:docPr id="1381111719" name="Рисунок 1"/>
+          <wp:inline distT="0" distB="0" distL="0" distR="0" wp14:anchorId="5536E401" wp14:editId="3680AAAB">
+            <wp:extent cx="4200525" cy="1050244"/>
+            <wp:effectExtent l="0" t="0" r="0" b="0"/>
+            <wp:docPr id="1031831116" name="Рисунок 1"/>
             <wp:cNvGraphicFramePr>
               <a:graphicFrameLocks xmlns:a="http://schemas.openxmlformats.org/drawingml/2006/main" noChangeAspect="1"/>
             </wp:cNvGraphicFramePr>
@@ -2458,7 +2479,7 @@
               <a:graphicData uri="http://schemas.openxmlformats.org/drawingml/2006/picture">
                 <pic:pic xmlns:pic="http://schemas.openxmlformats.org/drawingml/2006/picture">
                   <pic:nvPicPr>
-                    <pic:cNvPr id="1381111719" name=""/>
+                    <pic:cNvPr id="1031831116" name=""/>
                     <pic:cNvPicPr/>
                   </pic:nvPicPr>
                   <pic:blipFill>
@@ -2470,7 +2491,7 @@
                   <pic:spPr>
                     <a:xfrm>
                       <a:off x="0" y="0"/>
-                      <a:ext cx="4184465" cy="1060542"/>
+                      <a:ext cx="4228005" cy="1057115"/>
                     </a:xfrm>
                     <a:prstGeom prst="rect">
                       <a:avLst/>
@@ -2482,14 +2503,6 @@
           </wp:inline>
         </w:drawing>
       </w:r>
-    </w:p>
-    <w:p>
-      <w:pPr>
-        <w:ind w:firstLine="0"/>
-        <w:rPr>
-          <w:lang w:val="en-US"/>
-        </w:rPr>
-      </w:pPr>
     </w:p>
     <w:p>
       <w:pPr>
@@ -2578,6 +2591,7 @@
               <w:tabs>
                 <w:tab w:val="left" w:pos="1944"/>
               </w:tabs>
+              <w:ind w:firstLine="0"/>
             </w:pPr>
             <w:r>
               <w:t>L</w:t>
@@ -2677,12 +2691,6 @@
                 <w:lang w:val="en-US"/>
               </w:rPr>
             </w:pPr>
-            <w:r>
-              <w:rPr>
-                <w:lang w:val="en-US"/>
-              </w:rPr>
-              <w:t>L</w:t>
-            </w:r>
           </w:p>
         </w:tc>
       </w:tr>
@@ -2809,6 +2817,7 @@
               <w:tabs>
                 <w:tab w:val="left" w:pos="1944"/>
               </w:tabs>
+              <w:ind w:firstLine="0"/>
             </w:pPr>
             <w:r>
               <w:t>L</w:t>
@@ -2918,7 +2927,7 @@
               <w:rPr>
                 <w:lang w:val="en-US"/>
               </w:rPr>
-              <w:t>L</w:t>
+              <w:t>R</w:t>
             </w:r>
           </w:p>
         </w:tc>
@@ -2965,12 +2974,6 @@
                 <w:lang w:val="en-US"/>
               </w:rPr>
             </w:pPr>
-            <w:r>
-              <w:rPr>
-                <w:lang w:val="en-US"/>
-              </w:rPr>
-              <w:t>R</w:t>
-            </w:r>
           </w:p>
         </w:tc>
         <w:tc>
@@ -3056,6 +3059,7 @@
               <w:tabs>
                 <w:tab w:val="left" w:pos="1944"/>
               </w:tabs>
+              <w:ind w:firstLine="0"/>
             </w:pPr>
             <w:r>
               <w:t>L</w:t>
@@ -3115,12 +3119,6 @@
                 <w:lang w:val="en-US"/>
               </w:rPr>
             </w:pPr>
-            <w:r>
-              <w:rPr>
-                <w:lang w:val="en-US"/>
-              </w:rPr>
-              <w:t>D</w:t>
-            </w:r>
           </w:p>
         </w:tc>
         <w:tc>
@@ -3175,7 +3173,7 @@
               <w:rPr>
                 <w:lang w:val="en-US"/>
               </w:rPr>
-              <w:t>L</w:t>
+              <w:t>R</w:t>
             </w:r>
           </w:p>
         </w:tc>
@@ -3226,7 +3224,7 @@
               <w:rPr>
                 <w:lang w:val="en-US"/>
               </w:rPr>
-              <w:t>R</w:t>
+              <w:t>D</w:t>
             </w:r>
           </w:p>
         </w:tc>
@@ -3329,10 +3327,7 @@
               </w:rPr>
             </w:pPr>
             <w:r>
-              <w:rPr>
-                <w:lang w:val="en-US"/>
-              </w:rPr>
-              <w:t>?</w:t>
+              <w:t>L</w:t>
             </w:r>
           </w:p>
         </w:tc>
@@ -3393,7 +3388,7 @@
               <w:rPr>
                 <w:lang w:val="en-US"/>
               </w:rPr>
-              <w:t>D</w:t>
+              <w:t>?</w:t>
             </w:r>
           </w:p>
         </w:tc>
@@ -3449,7 +3444,7 @@
               <w:rPr>
                 <w:lang w:val="en-US"/>
               </w:rPr>
-              <w:t>L</w:t>
+              <w:t>R</w:t>
             </w:r>
           </w:p>
         </w:tc>
@@ -3510,7 +3505,7 @@
               <w:rPr>
                 <w:lang w:val="en-US"/>
               </w:rPr>
-              <w:t>R</w:t>
+              <w:t>D</w:t>
             </w:r>
           </w:p>
         </w:tc>
@@ -3580,7 +3575,7 @@
         <w:t xml:space="preserve"> </w:t>
       </w:r>
       <w:r>
-        <w:t>HRWDLLRRL</w:t>
+        <w:t>HLWRLRLDL</w:t>
       </w:r>
       <w:r>
         <w:t>”</w:t>
@@ -3593,6 +3588,8 @@
     </w:p>
     <w:p>
       <w:pPr>
+        <w:ind w:firstLine="0"/>
+        <w:jc w:val="center"/>
         <w:rPr>
           <w:lang w:val="en-US"/>
         </w:rPr>
@@ -3602,10 +3599,10 @@
           <w:lang w:val="en-US"/>
         </w:rPr>
         <w:drawing>
-          <wp:inline distT="0" distB="0" distL="0" distR="0" wp14:anchorId="20F54F17" wp14:editId="4591A315">
-            <wp:extent cx="4480471" cy="1272540"/>
-            <wp:effectExtent l="0" t="0" r="0" b="3810"/>
-            <wp:docPr id="1048911933" name="Рисунок 1"/>
+          <wp:inline distT="0" distB="0" distL="0" distR="0" wp14:anchorId="6E25E6FA" wp14:editId="7621B99B">
+            <wp:extent cx="4171950" cy="1050234"/>
+            <wp:effectExtent l="0" t="0" r="0" b="0"/>
+            <wp:docPr id="370542890" name="Рисунок 1"/>
             <wp:cNvGraphicFramePr>
               <a:graphicFrameLocks xmlns:a="http://schemas.openxmlformats.org/drawingml/2006/main" noChangeAspect="1"/>
             </wp:cNvGraphicFramePr>
@@ -3613,7 +3610,7 @@
               <a:graphicData uri="http://schemas.openxmlformats.org/drawingml/2006/picture">
                 <pic:pic xmlns:pic="http://schemas.openxmlformats.org/drawingml/2006/picture">
                   <pic:nvPicPr>
-                    <pic:cNvPr id="1048911933" name=""/>
+                    <pic:cNvPr id="370542890" name=""/>
                     <pic:cNvPicPr/>
                   </pic:nvPicPr>
                   <pic:blipFill>
@@ -3625,7 +3622,7 @@
                   <pic:spPr>
                     <a:xfrm>
                       <a:off x="0" y="0"/>
-                      <a:ext cx="4486723" cy="1274316"/>
+                      <a:ext cx="4182972" cy="1053009"/>
                     </a:xfrm>
                     <a:prstGeom prst="rect">
                       <a:avLst/>
@@ -3640,6 +3637,8 @@
     </w:p>
     <w:p>
       <w:pPr>
+        <w:ind w:firstLine="0"/>
+        <w:jc w:val="center"/>
         <w:rPr>
           <w:lang w:val="en-US"/>
         </w:rPr>
@@ -3649,10 +3648,10 @@
           <w:lang w:val="en-US"/>
         </w:rPr>
         <w:drawing>
-          <wp:inline distT="0" distB="0" distL="0" distR="0" wp14:anchorId="21F5C7E1" wp14:editId="19675ABE">
-            <wp:extent cx="4639677" cy="1150620"/>
-            <wp:effectExtent l="0" t="0" r="8890" b="0"/>
-            <wp:docPr id="1306294630" name="Рисунок 1"/>
+          <wp:inline distT="0" distB="0" distL="0" distR="0" wp14:anchorId="212B1248" wp14:editId="36C76B13">
+            <wp:extent cx="4255714" cy="1076325"/>
+            <wp:effectExtent l="0" t="0" r="0" b="0"/>
+            <wp:docPr id="1301888558" name="Рисунок 1"/>
             <wp:cNvGraphicFramePr>
               <a:graphicFrameLocks xmlns:a="http://schemas.openxmlformats.org/drawingml/2006/main" noChangeAspect="1"/>
             </wp:cNvGraphicFramePr>
@@ -3660,7 +3659,7 @@
               <a:graphicData uri="http://schemas.openxmlformats.org/drawingml/2006/picture">
                 <pic:pic xmlns:pic="http://schemas.openxmlformats.org/drawingml/2006/picture">
                   <pic:nvPicPr>
-                    <pic:cNvPr id="1306294630" name=""/>
+                    <pic:cNvPr id="1301888558" name=""/>
                     <pic:cNvPicPr/>
                   </pic:nvPicPr>
                   <pic:blipFill>
@@ -3672,7 +3671,7 @@
                   <pic:spPr>
                     <a:xfrm>
                       <a:off x="0" y="0"/>
-                      <a:ext cx="4651794" cy="1153625"/>
+                      <a:ext cx="4296134" cy="1086548"/>
                     </a:xfrm>
                     <a:prstGeom prst="rect">
                       <a:avLst/>
@@ -3685,46 +3684,16 @@
         </w:drawing>
       </w:r>
     </w:p>
-    <w:p/>
-    <w:p/>
     <w:p>
       <w:pPr>
+        <w:ind w:firstLine="0"/>
         <w:rPr>
           <w:lang w:val="en-US"/>
         </w:rPr>
       </w:pPr>
     </w:p>
     <w:p>
-      <w:pPr>
-        <w:rPr>
-          <w:lang w:val="en-US"/>
-        </w:rPr>
-      </w:pPr>
-    </w:p>
-    <w:p>
-      <w:pPr>
-        <w:rPr>
-          <w:lang w:val="en-US"/>
-        </w:rPr>
-      </w:pPr>
-    </w:p>
-    <w:p>
-      <w:pPr>
-        <w:rPr>
-          <w:lang w:val="en-US"/>
-        </w:rPr>
-      </w:pPr>
-    </w:p>
-    <w:p>
-      <w:pPr>
-        <w:rPr>
-          <w:lang w:val="en-US"/>
-        </w:rPr>
-      </w:pPr>
-    </w:p>
-    <w:p>
-      <w:r>
-        <w:lastRenderedPageBreak/>
+      <w:r>
         <w:t>Исходный текст: ABCDEFGHIKLMNOPQRSTUVWXYZ</w:t>
       </w:r>
     </w:p>
@@ -3786,6 +3755,9 @@
             <w:hideMark/>
           </w:tcPr>
           <w:p>
+            <w:pPr>
+              <w:ind w:firstLine="0"/>
+            </w:pPr>
             <w:r>
               <w:t>B</w:t>
             </w:r>
@@ -3803,6 +3775,9 @@
             <w:hideMark/>
           </w:tcPr>
           <w:p>
+            <w:pPr>
+              <w:ind w:firstLine="0"/>
+            </w:pPr>
             <w:r>
               <w:t>C</w:t>
             </w:r>
@@ -3820,7 +3795,16 @@
             <w:hideMark/>
           </w:tcPr>
           <w:p>
-            <w:r>
+            <w:pPr>
+              <w:ind w:firstLine="0"/>
+              <w:rPr>
+                <w:lang w:val="en-US"/>
+              </w:rPr>
+            </w:pPr>
+            <w:r>
+              <w:rPr>
+                <w:lang w:val="en-US"/>
+              </w:rPr>
               <w:t>D</w:t>
             </w:r>
           </w:p>
@@ -3859,12 +3843,6 @@
                 <w:lang w:val="en-US"/>
               </w:rPr>
             </w:pPr>
-            <w:r>
-              <w:rPr>
-                <w:lang w:val="en-US"/>
-              </w:rPr>
-              <w:t>D</w:t>
-            </w:r>
           </w:p>
         </w:tc>
         <w:tc>
@@ -3881,8 +3859,14 @@
           <w:p>
             <w:pPr>
               <w:ind w:firstLine="0"/>
-            </w:pPr>
-            <w:r>
+              <w:rPr>
+                <w:lang w:val="en-US"/>
+              </w:rPr>
+            </w:pPr>
+            <w:r>
+              <w:rPr>
+                <w:lang w:val="en-US"/>
+              </w:rPr>
               <w:t>E</w:t>
             </w:r>
           </w:p>
@@ -3899,6 +3883,9 @@
             <w:hideMark/>
           </w:tcPr>
           <w:p>
+            <w:pPr>
+              <w:ind w:firstLine="0"/>
+            </w:pPr>
             <w:r>
               <w:t>F</w:t>
             </w:r>
@@ -3940,12 +3927,6 @@
                 <w:lang w:val="en-US"/>
               </w:rPr>
             </w:pPr>
-            <w:r>
-              <w:rPr>
-                <w:lang w:val="en-US"/>
-              </w:rPr>
-              <w:t>B</w:t>
-            </w:r>
           </w:p>
         </w:tc>
       </w:tr>
@@ -4019,12 +4000,6 @@
                 <w:lang w:val="en-US"/>
               </w:rPr>
             </w:pPr>
-            <w:r>
-              <w:rPr>
-                <w:lang w:val="en-US"/>
-              </w:rPr>
-              <w:t>F</w:t>
-            </w:r>
           </w:p>
         </w:tc>
         <w:tc>
@@ -4150,12 +4125,6 @@
                 <w:lang w:val="en-US"/>
               </w:rPr>
             </w:pPr>
-            <w:r>
-              <w:rPr>
-                <w:lang w:val="en-US"/>
-              </w:rPr>
-              <w:t>C</w:t>
-            </w:r>
           </w:p>
         </w:tc>
         <w:tc>
@@ -4242,6 +4211,9 @@
             <w:hideMark/>
           </w:tcPr>
           <w:p>
+            <w:pPr>
+              <w:ind w:firstLine="0"/>
+            </w:pPr>
             <w:r>
               <w:t>B</w:t>
             </w:r>
@@ -4259,6 +4231,9 @@
             <w:hideMark/>
           </w:tcPr>
           <w:p>
+            <w:pPr>
+              <w:ind w:firstLine="0"/>
+            </w:pPr>
             <w:r>
               <w:t>C</w:t>
             </w:r>
@@ -4286,7 +4261,7 @@
               <w:rPr>
                 <w:lang w:val="en-US"/>
               </w:rPr>
-              <w:t>L</w:t>
+              <w:t>D</w:t>
             </w:r>
           </w:p>
         </w:tc>
@@ -4337,12 +4312,6 @@
                 <w:lang w:val="en-US"/>
               </w:rPr>
             </w:pPr>
-            <w:r>
-              <w:rPr>
-                <w:lang w:val="en-US"/>
-              </w:rPr>
-              <w:t>D</w:t>
-            </w:r>
           </w:p>
         </w:tc>
         <w:tc>
@@ -4361,6 +4330,9 @@
               <w:ind w:firstLine="0"/>
             </w:pPr>
             <w:r>
+              <w:rPr>
+                <w:lang w:val="en-US"/>
+              </w:rPr>
               <w:t>E</w:t>
             </w:r>
           </w:p>
@@ -4377,6 +4349,9 @@
             <w:hideMark/>
           </w:tcPr>
           <w:p>
+            <w:pPr>
+              <w:ind w:firstLine="0"/>
+            </w:pPr>
             <w:r>
               <w:t>F</w:t>
             </w:r>
@@ -4428,7 +4403,7 @@
               <w:rPr>
                 <w:lang w:val="en-US"/>
               </w:rPr>
-              <w:t>B</w:t>
+              <w:t>I</w:t>
             </w:r>
           </w:p>
         </w:tc>
@@ -4454,6 +4429,87 @@
                 <w:lang w:val="en-US"/>
               </w:rPr>
             </w:pPr>
+          </w:p>
+        </w:tc>
+        <w:tc>
+          <w:tcPr>
+            <w:tcW w:w="807" w:type="dxa"/>
+            <w:tcBorders>
+              <w:top w:val="single" w:sz="4" w:space="0" w:color="000000"/>
+              <w:left w:val="single" w:sz="4" w:space="0" w:color="000000"/>
+              <w:bottom w:val="single" w:sz="4" w:space="0" w:color="000000"/>
+              <w:right w:val="single" w:sz="4" w:space="0" w:color="000000"/>
+            </w:tcBorders>
+          </w:tcPr>
+          <w:p/>
+        </w:tc>
+        <w:tc>
+          <w:tcPr>
+            <w:tcW w:w="807" w:type="dxa"/>
+            <w:tcBorders>
+              <w:top w:val="single" w:sz="4" w:space="0" w:color="000000"/>
+              <w:left w:val="single" w:sz="4" w:space="0" w:color="000000"/>
+              <w:bottom w:val="single" w:sz="4" w:space="0" w:color="000000"/>
+              <w:right w:val="single" w:sz="4" w:space="0" w:color="000000"/>
+            </w:tcBorders>
+          </w:tcPr>
+          <w:p>
+            <w:pPr>
+              <w:ind w:firstLine="0"/>
+              <w:rPr>
+                <w:lang w:val="en-US"/>
+              </w:rPr>
+            </w:pPr>
+            <w:r>
+              <w:rPr>
+                <w:lang w:val="en-US"/>
+              </w:rPr>
+              <w:t>G</w:t>
+            </w:r>
+          </w:p>
+        </w:tc>
+        <w:tc>
+          <w:tcPr>
+            <w:tcW w:w="807" w:type="dxa"/>
+            <w:tcBorders>
+              <w:top w:val="single" w:sz="4" w:space="0" w:color="000000"/>
+              <w:left w:val="single" w:sz="4" w:space="0" w:color="000000"/>
+              <w:bottom w:val="single" w:sz="4" w:space="0" w:color="000000"/>
+              <w:right w:val="single" w:sz="4" w:space="0" w:color="000000"/>
+            </w:tcBorders>
+          </w:tcPr>
+          <w:p>
+            <w:pPr>
+              <w:ind w:firstLine="0"/>
+              <w:rPr>
+                <w:lang w:val="en-US"/>
+              </w:rPr>
+            </w:pPr>
+            <w:r>
+              <w:rPr>
+                <w:lang w:val="en-US"/>
+              </w:rPr>
+              <w:t>N</w:t>
+            </w:r>
+          </w:p>
+        </w:tc>
+        <w:tc>
+          <w:tcPr>
+            <w:tcW w:w="807" w:type="dxa"/>
+            <w:tcBorders>
+              <w:top w:val="single" w:sz="4" w:space="0" w:color="000000"/>
+              <w:left w:val="single" w:sz="4" w:space="0" w:color="000000"/>
+              <w:bottom w:val="single" w:sz="4" w:space="0" w:color="000000"/>
+              <w:right w:val="single" w:sz="4" w:space="0" w:color="000000"/>
+            </w:tcBorders>
+          </w:tcPr>
+          <w:p>
+            <w:pPr>
+              <w:ind w:firstLine="0"/>
+              <w:rPr>
+                <w:lang w:val="en-US"/>
+              </w:rPr>
+            </w:pPr>
             <w:r>
               <w:rPr>
                 <w:lang w:val="en-US"/>
@@ -4461,80 +4517,6 @@
               <w:t>K</w:t>
             </w:r>
           </w:p>
-        </w:tc>
-        <w:tc>
-          <w:tcPr>
-            <w:tcW w:w="807" w:type="dxa"/>
-            <w:tcBorders>
-              <w:top w:val="single" w:sz="4" w:space="0" w:color="000000"/>
-              <w:left w:val="single" w:sz="4" w:space="0" w:color="000000"/>
-              <w:bottom w:val="single" w:sz="4" w:space="0" w:color="000000"/>
-              <w:right w:val="single" w:sz="4" w:space="0" w:color="000000"/>
-            </w:tcBorders>
-          </w:tcPr>
-          <w:p/>
-        </w:tc>
-        <w:tc>
-          <w:tcPr>
-            <w:tcW w:w="807" w:type="dxa"/>
-            <w:tcBorders>
-              <w:top w:val="single" w:sz="4" w:space="0" w:color="000000"/>
-              <w:left w:val="single" w:sz="4" w:space="0" w:color="000000"/>
-              <w:bottom w:val="single" w:sz="4" w:space="0" w:color="000000"/>
-              <w:right w:val="single" w:sz="4" w:space="0" w:color="000000"/>
-            </w:tcBorders>
-          </w:tcPr>
-          <w:p>
-            <w:pPr>
-              <w:ind w:firstLine="0"/>
-              <w:rPr>
-                <w:lang w:val="en-US"/>
-              </w:rPr>
-            </w:pPr>
-            <w:r>
-              <w:rPr>
-                <w:lang w:val="en-US"/>
-              </w:rPr>
-              <w:t>G</w:t>
-            </w:r>
-          </w:p>
-        </w:tc>
-        <w:tc>
-          <w:tcPr>
-            <w:tcW w:w="807" w:type="dxa"/>
-            <w:tcBorders>
-              <w:top w:val="single" w:sz="4" w:space="0" w:color="000000"/>
-              <w:left w:val="single" w:sz="4" w:space="0" w:color="000000"/>
-              <w:bottom w:val="single" w:sz="4" w:space="0" w:color="000000"/>
-              <w:right w:val="single" w:sz="4" w:space="0" w:color="000000"/>
-            </w:tcBorders>
-          </w:tcPr>
-          <w:p>
-            <w:pPr>
-              <w:ind w:firstLine="0"/>
-              <w:rPr>
-                <w:lang w:val="en-US"/>
-              </w:rPr>
-            </w:pPr>
-            <w:r>
-              <w:rPr>
-                <w:lang w:val="en-US"/>
-              </w:rPr>
-              <w:t>F</w:t>
-            </w:r>
-          </w:p>
-        </w:tc>
-        <w:tc>
-          <w:tcPr>
-            <w:tcW w:w="807" w:type="dxa"/>
-            <w:tcBorders>
-              <w:top w:val="single" w:sz="4" w:space="0" w:color="000000"/>
-              <w:left w:val="single" w:sz="4" w:space="0" w:color="000000"/>
-              <w:bottom w:val="single" w:sz="4" w:space="0" w:color="000000"/>
-              <w:right w:val="single" w:sz="4" w:space="0" w:color="000000"/>
-            </w:tcBorders>
-          </w:tcPr>
-          <w:p/>
         </w:tc>
       </w:tr>
       <w:tr>
@@ -4582,12 +4564,6 @@
                 <w:lang w:val="en-US"/>
               </w:rPr>
             </w:pPr>
-            <w:r>
-              <w:rPr>
-                <w:lang w:val="en-US"/>
-              </w:rPr>
-              <w:t>N</w:t>
-            </w:r>
           </w:p>
         </w:tc>
         <w:tc>
@@ -4612,7 +4588,20 @@
               <w:right w:val="single" w:sz="4" w:space="0" w:color="000000"/>
             </w:tcBorders>
           </w:tcPr>
-          <w:p/>
+          <w:p>
+            <w:pPr>
+              <w:ind w:firstLine="0"/>
+              <w:rPr>
+                <w:lang w:val="en-US"/>
+              </w:rPr>
+            </w:pPr>
+            <w:r>
+              <w:rPr>
+                <w:lang w:val="en-US"/>
+              </w:rPr>
+              <w:t>L</w:t>
+            </w:r>
+          </w:p>
         </w:tc>
       </w:tr>
       <w:tr>
@@ -4660,37 +4649,25 @@
                 <w:lang w:val="en-US"/>
               </w:rPr>
             </w:pPr>
-            <w:r>
-              <w:rPr>
-                <w:lang w:val="en-US"/>
-              </w:rPr>
-              <w:t>C</w:t>
-            </w:r>
-          </w:p>
-        </w:tc>
-        <w:tc>
-          <w:tcPr>
-            <w:tcW w:w="807" w:type="dxa"/>
-            <w:tcBorders>
-              <w:top w:val="single" w:sz="4" w:space="0" w:color="000000"/>
-              <w:left w:val="single" w:sz="4" w:space="0" w:color="000000"/>
-              <w:bottom w:val="single" w:sz="4" w:space="0" w:color="000000"/>
-              <w:right w:val="single" w:sz="4" w:space="0" w:color="000000"/>
-            </w:tcBorders>
-          </w:tcPr>
-          <w:p>
-            <w:pPr>
-              <w:ind w:firstLine="0"/>
-              <w:rPr>
-                <w:lang w:val="en-US"/>
-              </w:rPr>
-            </w:pPr>
-            <w:r>
-              <w:rPr>
-                <w:lang w:val="en-US"/>
-              </w:rPr>
-              <w:t>I</w:t>
-            </w:r>
+          </w:p>
+        </w:tc>
+        <w:tc>
+          <w:tcPr>
+            <w:tcW w:w="807" w:type="dxa"/>
+            <w:tcBorders>
+              <w:top w:val="single" w:sz="4" w:space="0" w:color="000000"/>
+              <w:left w:val="single" w:sz="4" w:space="0" w:color="000000"/>
+              <w:bottom w:val="single" w:sz="4" w:space="0" w:color="000000"/>
+              <w:right w:val="single" w:sz="4" w:space="0" w:color="000000"/>
+            </w:tcBorders>
+          </w:tcPr>
+          <w:p>
+            <w:pPr>
+              <w:ind w:firstLine="0"/>
+              <w:rPr>
+                <w:lang w:val="en-US"/>
+              </w:rPr>
+            </w:pPr>
           </w:p>
         </w:tc>
         <w:tc>
@@ -4709,7 +4686,7 @@
     </w:tbl>
     <w:tbl>
       <w:tblPr>
-        <w:tblpPr w:leftFromText="180" w:rightFromText="180" w:bottomFromText="160" w:vertAnchor="text" w:horzAnchor="margin" w:tblpY="2717"/>
+        <w:tblpPr w:leftFromText="180" w:rightFromText="180" w:bottomFromText="160" w:vertAnchor="text" w:horzAnchor="margin" w:tblpY="-517"/>
         <w:tblW w:w="4035" w:type="dxa"/>
         <w:tblBorders>
           <w:top w:val="single" w:sz="4" w:space="0" w:color="000000"/>
@@ -4742,13 +4719,16 @@
               <w:bottom w:val="single" w:sz="4" w:space="0" w:color="000000"/>
               <w:right w:val="single" w:sz="4" w:space="0" w:color="000000"/>
             </w:tcBorders>
-            <w:hideMark/>
-          </w:tcPr>
-          <w:p>
-            <w:pPr>
-              <w:ind w:firstLine="0"/>
-            </w:pPr>
-            <w:r>
+          </w:tcPr>
+          <w:p>
+            <w:pPr>
+              <w:ind w:firstLine="0"/>
+              <w:rPr>
+                <w:lang w:val="en-US"/>
+              </w:rPr>
+            </w:pPr>
+            <w:r>
+              <w:lastRenderedPageBreak/>
               <w:t>A</w:t>
             </w:r>
           </w:p>
@@ -4762,9 +4742,11 @@
               <w:bottom w:val="single" w:sz="4" w:space="0" w:color="000000"/>
               <w:right w:val="single" w:sz="4" w:space="0" w:color="000000"/>
             </w:tcBorders>
-            <w:hideMark/>
-          </w:tcPr>
-          <w:p>
+          </w:tcPr>
+          <w:p>
+            <w:pPr>
+              <w:ind w:firstLine="0"/>
+            </w:pPr>
             <w:r>
               <w:t>B</w:t>
             </w:r>
@@ -4779,46 +4761,41 @@
               <w:bottom w:val="single" w:sz="4" w:space="0" w:color="000000"/>
               <w:right w:val="single" w:sz="4" w:space="0" w:color="000000"/>
             </w:tcBorders>
-            <w:hideMark/>
-          </w:tcPr>
-          <w:p>
-            <w:pPr>
-              <w:ind w:firstLine="0"/>
-              <w:rPr>
-                <w:lang w:val="en-US"/>
-              </w:rPr>
-            </w:pPr>
-            <w:r>
-              <w:rPr>
-                <w:lang w:val="en-US"/>
-              </w:rPr>
-              <w:t>Q</w:t>
-            </w:r>
-          </w:p>
-        </w:tc>
-        <w:tc>
-          <w:tcPr>
-            <w:tcW w:w="807" w:type="dxa"/>
-            <w:tcBorders>
-              <w:top w:val="single" w:sz="4" w:space="0" w:color="000000"/>
-              <w:left w:val="single" w:sz="4" w:space="0" w:color="000000"/>
-              <w:bottom w:val="single" w:sz="4" w:space="0" w:color="000000"/>
-              <w:right w:val="single" w:sz="4" w:space="0" w:color="000000"/>
-            </w:tcBorders>
-            <w:hideMark/>
-          </w:tcPr>
-          <w:p>
-            <w:pPr>
-              <w:ind w:firstLine="0"/>
-              <w:rPr>
-                <w:lang w:val="en-US"/>
-              </w:rPr>
-            </w:pPr>
-            <w:r>
-              <w:rPr>
-                <w:lang w:val="en-US"/>
-              </w:rPr>
-              <w:t>L</w:t>
+          </w:tcPr>
+          <w:p>
+            <w:pPr>
+              <w:ind w:firstLine="0"/>
+              <w:rPr>
+                <w:lang w:val="en-US"/>
+              </w:rPr>
+            </w:pPr>
+            <w:r>
+              <w:t>C</w:t>
+            </w:r>
+          </w:p>
+        </w:tc>
+        <w:tc>
+          <w:tcPr>
+            <w:tcW w:w="807" w:type="dxa"/>
+            <w:tcBorders>
+              <w:top w:val="single" w:sz="4" w:space="0" w:color="000000"/>
+              <w:left w:val="single" w:sz="4" w:space="0" w:color="000000"/>
+              <w:bottom w:val="single" w:sz="4" w:space="0" w:color="000000"/>
+              <w:right w:val="single" w:sz="4" w:space="0" w:color="000000"/>
+            </w:tcBorders>
+          </w:tcPr>
+          <w:p>
+            <w:pPr>
+              <w:ind w:firstLine="0"/>
+              <w:rPr>
+                <w:lang w:val="en-US"/>
+              </w:rPr>
+            </w:pPr>
+            <w:r>
+              <w:rPr>
+                <w:lang w:val="en-US"/>
+              </w:rPr>
+              <w:t>D</w:t>
             </w:r>
           </w:p>
         </w:tc>
@@ -4869,30 +4846,26 @@
                 <w:lang w:val="en-US"/>
               </w:rPr>
             </w:pPr>
-            <w:r>
-              <w:rPr>
-                <w:lang w:val="en-US"/>
-              </w:rPr>
-              <w:t>D</w:t>
-            </w:r>
-          </w:p>
-        </w:tc>
-        <w:tc>
-          <w:tcPr>
-            <w:tcW w:w="807" w:type="dxa"/>
-            <w:tcBorders>
-              <w:top w:val="single" w:sz="4" w:space="0" w:color="000000"/>
-              <w:left w:val="single" w:sz="4" w:space="0" w:color="000000"/>
-              <w:bottom w:val="single" w:sz="4" w:space="0" w:color="000000"/>
-              <w:right w:val="single" w:sz="4" w:space="0" w:color="000000"/>
-            </w:tcBorders>
-            <w:hideMark/>
-          </w:tcPr>
-          <w:p>
-            <w:pPr>
-              <w:ind w:firstLine="0"/>
-            </w:pPr>
-            <w:r>
+          </w:p>
+        </w:tc>
+        <w:tc>
+          <w:tcPr>
+            <w:tcW w:w="807" w:type="dxa"/>
+            <w:tcBorders>
+              <w:top w:val="single" w:sz="4" w:space="0" w:color="000000"/>
+              <w:left w:val="single" w:sz="4" w:space="0" w:color="000000"/>
+              <w:bottom w:val="single" w:sz="4" w:space="0" w:color="000000"/>
+              <w:right w:val="single" w:sz="4" w:space="0" w:color="000000"/>
+            </w:tcBorders>
+          </w:tcPr>
+          <w:p>
+            <w:pPr>
+              <w:ind w:firstLine="0"/>
+            </w:pPr>
+            <w:r>
+              <w:rPr>
+                <w:lang w:val="en-US"/>
+              </w:rPr>
               <w:t>E</w:t>
             </w:r>
           </w:p>
@@ -4906,15 +4879,17 @@
               <w:bottom w:val="single" w:sz="4" w:space="0" w:color="000000"/>
               <w:right w:val="single" w:sz="4" w:space="0" w:color="000000"/>
             </w:tcBorders>
-            <w:hideMark/>
-          </w:tcPr>
-          <w:p>
-            <w:pPr>
-              <w:ind w:firstLine="0"/>
-              <w:rPr>
-                <w:lang w:val="en-US"/>
-              </w:rPr>
-            </w:pPr>
+          </w:tcPr>
+          <w:p>
+            <w:pPr>
+              <w:ind w:firstLine="0"/>
+              <w:rPr>
+                <w:lang w:val="en-US"/>
+              </w:rPr>
+            </w:pPr>
+            <w:r>
+              <w:t>F</w:t>
+            </w:r>
           </w:p>
         </w:tc>
         <w:tc>
@@ -4963,7 +4938,7 @@
               <w:rPr>
                 <w:lang w:val="en-US"/>
               </w:rPr>
-              <w:t>B</w:t>
+              <w:t>I</w:t>
             </w:r>
           </w:p>
         </w:tc>
@@ -4989,6 +4964,91 @@
                 <w:lang w:val="en-US"/>
               </w:rPr>
             </w:pPr>
+          </w:p>
+        </w:tc>
+        <w:tc>
+          <w:tcPr>
+            <w:tcW w:w="807" w:type="dxa"/>
+            <w:tcBorders>
+              <w:top w:val="single" w:sz="4" w:space="0" w:color="000000"/>
+              <w:left w:val="single" w:sz="4" w:space="0" w:color="000000"/>
+              <w:bottom w:val="single" w:sz="4" w:space="0" w:color="000000"/>
+              <w:right w:val="single" w:sz="4" w:space="0" w:color="000000"/>
+            </w:tcBorders>
+          </w:tcPr>
+          <w:p>
+            <w:pPr>
+              <w:ind w:firstLine="0"/>
+              <w:rPr>
+                <w:lang w:val="en-US"/>
+              </w:rPr>
+            </w:pPr>
+          </w:p>
+        </w:tc>
+        <w:tc>
+          <w:tcPr>
+            <w:tcW w:w="807" w:type="dxa"/>
+            <w:tcBorders>
+              <w:top w:val="single" w:sz="4" w:space="0" w:color="000000"/>
+              <w:left w:val="single" w:sz="4" w:space="0" w:color="000000"/>
+              <w:bottom w:val="single" w:sz="4" w:space="0" w:color="000000"/>
+              <w:right w:val="single" w:sz="4" w:space="0" w:color="000000"/>
+            </w:tcBorders>
+          </w:tcPr>
+          <w:p>
+            <w:pPr>
+              <w:ind w:firstLine="0"/>
+              <w:rPr>
+                <w:lang w:val="en-US"/>
+              </w:rPr>
+            </w:pPr>
+            <w:r>
+              <w:rPr>
+                <w:lang w:val="en-US"/>
+              </w:rPr>
+              <w:t>G</w:t>
+            </w:r>
+          </w:p>
+        </w:tc>
+        <w:tc>
+          <w:tcPr>
+            <w:tcW w:w="807" w:type="dxa"/>
+            <w:tcBorders>
+              <w:top w:val="single" w:sz="4" w:space="0" w:color="000000"/>
+              <w:left w:val="single" w:sz="4" w:space="0" w:color="000000"/>
+              <w:bottom w:val="single" w:sz="4" w:space="0" w:color="000000"/>
+              <w:right w:val="single" w:sz="4" w:space="0" w:color="000000"/>
+            </w:tcBorders>
+          </w:tcPr>
+          <w:p>
+            <w:pPr>
+              <w:ind w:firstLine="0"/>
+              <w:rPr>
+                <w:lang w:val="en-US"/>
+              </w:rPr>
+            </w:pPr>
+            <w:r>
+              <w:rPr>
+                <w:lang w:val="en-US"/>
+              </w:rPr>
+              <w:t>N</w:t>
+            </w:r>
+          </w:p>
+        </w:tc>
+        <w:tc>
+          <w:tcPr>
+            <w:tcW w:w="807" w:type="dxa"/>
+            <w:tcBorders>
+              <w:top w:val="single" w:sz="4" w:space="0" w:color="000000"/>
+              <w:left w:val="single" w:sz="4" w:space="0" w:color="000000"/>
+              <w:bottom w:val="single" w:sz="4" w:space="0" w:color="000000"/>
+              <w:right w:val="single" w:sz="4" w:space="0" w:color="000000"/>
+            </w:tcBorders>
+          </w:tcPr>
+          <w:p>
+            <w:pPr>
+              <w:ind w:firstLine="0"/>
+            </w:pPr>
             <w:r>
               <w:rPr>
                 <w:lang w:val="en-US"/>
@@ -4996,93 +5056,6 @@
               <w:t>K</w:t>
             </w:r>
           </w:p>
-        </w:tc>
-        <w:tc>
-          <w:tcPr>
-            <w:tcW w:w="807" w:type="dxa"/>
-            <w:tcBorders>
-              <w:top w:val="single" w:sz="4" w:space="0" w:color="000000"/>
-              <w:left w:val="single" w:sz="4" w:space="0" w:color="000000"/>
-              <w:bottom w:val="single" w:sz="4" w:space="0" w:color="000000"/>
-              <w:right w:val="single" w:sz="4" w:space="0" w:color="000000"/>
-            </w:tcBorders>
-          </w:tcPr>
-          <w:p>
-            <w:pPr>
-              <w:ind w:firstLine="0"/>
-              <w:rPr>
-                <w:lang w:val="en-US"/>
-              </w:rPr>
-            </w:pPr>
-            <w:r>
-              <w:rPr>
-                <w:lang w:val="en-US"/>
-              </w:rPr>
-              <w:t>T</w:t>
-            </w:r>
-          </w:p>
-        </w:tc>
-        <w:tc>
-          <w:tcPr>
-            <w:tcW w:w="807" w:type="dxa"/>
-            <w:tcBorders>
-              <w:top w:val="single" w:sz="4" w:space="0" w:color="000000"/>
-              <w:left w:val="single" w:sz="4" w:space="0" w:color="000000"/>
-              <w:bottom w:val="single" w:sz="4" w:space="0" w:color="000000"/>
-              <w:right w:val="single" w:sz="4" w:space="0" w:color="000000"/>
-            </w:tcBorders>
-          </w:tcPr>
-          <w:p>
-            <w:pPr>
-              <w:ind w:firstLine="0"/>
-              <w:rPr>
-                <w:lang w:val="en-US"/>
-              </w:rPr>
-            </w:pPr>
-            <w:r>
-              <w:rPr>
-                <w:lang w:val="en-US"/>
-              </w:rPr>
-              <w:t>G</w:t>
-            </w:r>
-          </w:p>
-        </w:tc>
-        <w:tc>
-          <w:tcPr>
-            <w:tcW w:w="807" w:type="dxa"/>
-            <w:tcBorders>
-              <w:top w:val="single" w:sz="4" w:space="0" w:color="000000"/>
-              <w:left w:val="single" w:sz="4" w:space="0" w:color="000000"/>
-              <w:bottom w:val="single" w:sz="4" w:space="0" w:color="000000"/>
-              <w:right w:val="single" w:sz="4" w:space="0" w:color="000000"/>
-            </w:tcBorders>
-          </w:tcPr>
-          <w:p>
-            <w:pPr>
-              <w:ind w:firstLine="0"/>
-              <w:rPr>
-                <w:lang w:val="en-US"/>
-              </w:rPr>
-            </w:pPr>
-            <w:r>
-              <w:rPr>
-                <w:lang w:val="en-US"/>
-              </w:rPr>
-              <w:t>F</w:t>
-            </w:r>
-          </w:p>
-        </w:tc>
-        <w:tc>
-          <w:tcPr>
-            <w:tcW w:w="807" w:type="dxa"/>
-            <w:tcBorders>
-              <w:top w:val="single" w:sz="4" w:space="0" w:color="000000"/>
-              <w:left w:val="single" w:sz="4" w:space="0" w:color="000000"/>
-              <w:bottom w:val="single" w:sz="4" w:space="0" w:color="000000"/>
-              <w:right w:val="single" w:sz="4" w:space="0" w:color="000000"/>
-            </w:tcBorders>
-          </w:tcPr>
-          <w:p/>
         </w:tc>
       </w:tr>
       <w:tr>
@@ -5106,55 +5079,49 @@
                 <w:lang w:val="en-US"/>
               </w:rPr>
             </w:pPr>
-            <w:r>
-              <w:rPr>
-                <w:lang w:val="en-US"/>
-              </w:rPr>
-              <w:t>P</w:t>
-            </w:r>
-          </w:p>
-        </w:tc>
-        <w:tc>
-          <w:tcPr>
-            <w:tcW w:w="807" w:type="dxa"/>
-            <w:tcBorders>
-              <w:top w:val="single" w:sz="4" w:space="0" w:color="000000"/>
-              <w:left w:val="single" w:sz="4" w:space="0" w:color="000000"/>
-              <w:bottom w:val="single" w:sz="4" w:space="0" w:color="000000"/>
-              <w:right w:val="single" w:sz="4" w:space="0" w:color="000000"/>
-            </w:tcBorders>
-          </w:tcPr>
-          <w:p>
-            <w:pPr>
-              <w:ind w:firstLine="0"/>
-              <w:rPr>
-                <w:lang w:val="en-US"/>
-              </w:rPr>
-            </w:pPr>
-          </w:p>
-        </w:tc>
-        <w:tc>
-          <w:tcPr>
-            <w:tcW w:w="807" w:type="dxa"/>
-            <w:tcBorders>
-              <w:top w:val="single" w:sz="4" w:space="0" w:color="000000"/>
-              <w:left w:val="single" w:sz="4" w:space="0" w:color="000000"/>
-              <w:bottom w:val="single" w:sz="4" w:space="0" w:color="000000"/>
-              <w:right w:val="single" w:sz="4" w:space="0" w:color="000000"/>
-            </w:tcBorders>
-          </w:tcPr>
-          <w:p>
-            <w:pPr>
-              <w:ind w:firstLine="0"/>
-              <w:rPr>
-                <w:lang w:val="en-US"/>
-              </w:rPr>
-            </w:pPr>
-            <w:r>
-              <w:rPr>
-                <w:lang w:val="en-US"/>
-              </w:rPr>
-              <w:t>N</w:t>
+          </w:p>
+        </w:tc>
+        <w:tc>
+          <w:tcPr>
+            <w:tcW w:w="807" w:type="dxa"/>
+            <w:tcBorders>
+              <w:top w:val="single" w:sz="4" w:space="0" w:color="000000"/>
+              <w:left w:val="single" w:sz="4" w:space="0" w:color="000000"/>
+              <w:bottom w:val="single" w:sz="4" w:space="0" w:color="000000"/>
+              <w:right w:val="single" w:sz="4" w:space="0" w:color="000000"/>
+            </w:tcBorders>
+          </w:tcPr>
+          <w:p>
+            <w:pPr>
+              <w:ind w:firstLine="0"/>
+              <w:rPr>
+                <w:lang w:val="en-US"/>
+              </w:rPr>
+            </w:pPr>
+          </w:p>
+        </w:tc>
+        <w:tc>
+          <w:tcPr>
+            <w:tcW w:w="807" w:type="dxa"/>
+            <w:tcBorders>
+              <w:top w:val="single" w:sz="4" w:space="0" w:color="000000"/>
+              <w:left w:val="single" w:sz="4" w:space="0" w:color="000000"/>
+              <w:bottom w:val="single" w:sz="4" w:space="0" w:color="000000"/>
+              <w:right w:val="single" w:sz="4" w:space="0" w:color="000000"/>
+            </w:tcBorders>
+          </w:tcPr>
+          <w:p>
+            <w:pPr>
+              <w:ind w:firstLine="0"/>
+              <w:rPr>
+                <w:lang w:val="en-US"/>
+              </w:rPr>
+            </w:pPr>
+            <w:r>
+              <w:rPr>
+                <w:lang w:val="en-US"/>
+              </w:rPr>
+              <w:t>T</w:t>
             </w:r>
           </w:p>
         </w:tc>
@@ -5204,7 +5171,7 @@
               <w:rPr>
                 <w:lang w:val="en-US"/>
               </w:rPr>
-              <w:t>R</w:t>
+              <w:t>L</w:t>
             </w:r>
           </w:p>
         </w:tc>
@@ -5242,55 +5209,68 @@
               <w:right w:val="single" w:sz="4" w:space="0" w:color="000000"/>
             </w:tcBorders>
           </w:tcPr>
-          <w:p/>
-        </w:tc>
-        <w:tc>
-          <w:tcPr>
-            <w:tcW w:w="807" w:type="dxa"/>
-            <w:tcBorders>
-              <w:top w:val="single" w:sz="4" w:space="0" w:color="000000"/>
-              <w:left w:val="single" w:sz="4" w:space="0" w:color="000000"/>
-              <w:bottom w:val="single" w:sz="4" w:space="0" w:color="000000"/>
-              <w:right w:val="single" w:sz="4" w:space="0" w:color="000000"/>
-            </w:tcBorders>
-          </w:tcPr>
-          <w:p>
-            <w:pPr>
-              <w:ind w:firstLine="0"/>
-              <w:rPr>
-                <w:lang w:val="en-US"/>
-              </w:rPr>
-            </w:pPr>
-            <w:r>
-              <w:rPr>
-                <w:lang w:val="en-US"/>
-              </w:rPr>
-              <w:t>C</w:t>
-            </w:r>
-          </w:p>
-        </w:tc>
-        <w:tc>
-          <w:tcPr>
-            <w:tcW w:w="807" w:type="dxa"/>
-            <w:tcBorders>
-              <w:top w:val="single" w:sz="4" w:space="0" w:color="000000"/>
-              <w:left w:val="single" w:sz="4" w:space="0" w:color="000000"/>
-              <w:bottom w:val="single" w:sz="4" w:space="0" w:color="000000"/>
-              <w:right w:val="single" w:sz="4" w:space="0" w:color="000000"/>
-            </w:tcBorders>
-          </w:tcPr>
-          <w:p>
-            <w:pPr>
-              <w:ind w:firstLine="0"/>
-              <w:rPr>
-                <w:lang w:val="en-US"/>
-              </w:rPr>
-            </w:pPr>
-            <w:r>
-              <w:rPr>
-                <w:lang w:val="en-US"/>
-              </w:rPr>
-              <w:t>I</w:t>
+          <w:p>
+            <w:pPr>
+              <w:ind w:firstLine="0"/>
+              <w:rPr>
+                <w:lang w:val="en-US"/>
+              </w:rPr>
+            </w:pPr>
+            <w:r>
+              <w:rPr>
+                <w:lang w:val="en-US"/>
+              </w:rPr>
+              <w:t>R</w:t>
+            </w:r>
+          </w:p>
+        </w:tc>
+        <w:tc>
+          <w:tcPr>
+            <w:tcW w:w="807" w:type="dxa"/>
+            <w:tcBorders>
+              <w:top w:val="single" w:sz="4" w:space="0" w:color="000000"/>
+              <w:left w:val="single" w:sz="4" w:space="0" w:color="000000"/>
+              <w:bottom w:val="single" w:sz="4" w:space="0" w:color="000000"/>
+              <w:right w:val="single" w:sz="4" w:space="0" w:color="000000"/>
+            </w:tcBorders>
+          </w:tcPr>
+          <w:p>
+            <w:pPr>
+              <w:ind w:firstLine="0"/>
+              <w:rPr>
+                <w:lang w:val="en-US"/>
+              </w:rPr>
+            </w:pPr>
+            <w:r>
+              <w:rPr>
+                <w:lang w:val="en-US"/>
+              </w:rPr>
+              <w:t>Q</w:t>
+            </w:r>
+          </w:p>
+        </w:tc>
+        <w:tc>
+          <w:tcPr>
+            <w:tcW w:w="807" w:type="dxa"/>
+            <w:tcBorders>
+              <w:top w:val="single" w:sz="4" w:space="0" w:color="000000"/>
+              <w:left w:val="single" w:sz="4" w:space="0" w:color="000000"/>
+              <w:bottom w:val="single" w:sz="4" w:space="0" w:color="000000"/>
+              <w:right w:val="single" w:sz="4" w:space="0" w:color="000000"/>
+            </w:tcBorders>
+          </w:tcPr>
+          <w:p>
+            <w:pPr>
+              <w:ind w:firstLine="0"/>
+              <w:rPr>
+                <w:lang w:val="en-US"/>
+              </w:rPr>
+            </w:pPr>
+            <w:r>
+              <w:rPr>
+                <w:lang w:val="en-US"/>
+              </w:rPr>
+              <w:t>P</w:t>
             </w:r>
           </w:p>
         </w:tc>
@@ -5321,73 +5301,9 @@
         </w:tc>
       </w:tr>
     </w:tbl>
-    <w:p>
-      <w:pPr>
-        <w:ind w:firstLine="0"/>
-        <w:rPr>
-          <w:lang w:val="en-US"/>
-        </w:rPr>
-      </w:pPr>
-    </w:p>
-    <w:p>
-      <w:pPr>
-        <w:ind w:firstLine="0"/>
-        <w:rPr>
-          <w:lang w:val="en-US"/>
-        </w:rPr>
-      </w:pPr>
-    </w:p>
-    <w:p>
-      <w:pPr>
-        <w:ind w:firstLine="0"/>
-        <w:rPr>
-          <w:lang w:val="en-US"/>
-        </w:rPr>
-      </w:pPr>
-    </w:p>
-    <w:p>
-      <w:pPr>
-        <w:ind w:firstLine="0"/>
-        <w:rPr>
-          <w:lang w:val="en-US"/>
-        </w:rPr>
-      </w:pPr>
-    </w:p>
-    <w:p>
-      <w:pPr>
-        <w:ind w:firstLine="0"/>
-        <w:rPr>
-          <w:lang w:val="en-US"/>
-        </w:rPr>
-      </w:pPr>
-    </w:p>
-    <w:p>
-      <w:pPr>
-        <w:ind w:firstLine="0"/>
-        <w:rPr>
-          <w:lang w:val="en-US"/>
-        </w:rPr>
-      </w:pPr>
-    </w:p>
-    <w:p>
-      <w:pPr>
-        <w:ind w:firstLine="0"/>
-        <w:rPr>
-          <w:lang w:val="en-US"/>
-        </w:rPr>
-      </w:pPr>
-    </w:p>
-    <w:p>
-      <w:pPr>
-        <w:ind w:firstLine="0"/>
-        <w:rPr>
-          <w:lang w:val="en-US"/>
-        </w:rPr>
-      </w:pPr>
-    </w:p>
     <w:tbl>
       <w:tblPr>
-        <w:tblpPr w:leftFromText="180" w:rightFromText="180" w:bottomFromText="160" w:vertAnchor="text" w:horzAnchor="page" w:tblpX="6505" w:tblpY="-2"/>
+        <w:tblpPr w:leftFromText="180" w:rightFromText="180" w:bottomFromText="160" w:vertAnchor="text" w:horzAnchor="page" w:tblpX="6361" w:tblpY="-547"/>
         <w:tblW w:w="4035" w:type="dxa"/>
         <w:tblBorders>
           <w:top w:val="single" w:sz="4" w:space="0" w:color="000000"/>
@@ -5450,10 +5366,7 @@
               </w:rPr>
             </w:pPr>
             <w:r>
-              <w:rPr>
-                <w:lang w:val="en-US"/>
-              </w:rPr>
-              <w:t>V</w:t>
+              <w:t>B</w:t>
             </w:r>
           </w:p>
         </w:tc>
@@ -5476,10 +5389,7 @@
               </w:rPr>
             </w:pPr>
             <w:r>
-              <w:rPr>
-                <w:lang w:val="en-US"/>
-              </w:rPr>
-              <w:t>Q</w:t>
+              <w:t>C</w:t>
             </w:r>
           </w:p>
         </w:tc>
@@ -5505,7 +5415,7 @@
               <w:rPr>
                 <w:lang w:val="en-US"/>
               </w:rPr>
-              <w:t>L</w:t>
+              <w:t>D</w:t>
             </w:r>
           </w:p>
         </w:tc>
@@ -5560,7 +5470,7 @@
               <w:rPr>
                 <w:lang w:val="en-US"/>
               </w:rPr>
-              <w:t>D</w:t>
+              <w:t>X</w:t>
             </w:r>
           </w:p>
         </w:tc>
@@ -5580,6 +5490,9 @@
               <w:ind w:firstLine="0"/>
             </w:pPr>
             <w:r>
+              <w:rPr>
+                <w:lang w:val="en-US"/>
+              </w:rPr>
               <w:t>E</w:t>
             </w:r>
           </w:p>
@@ -5603,10 +5516,7 @@
               </w:rPr>
             </w:pPr>
             <w:r>
-              <w:rPr>
-                <w:lang w:val="en-US"/>
-              </w:rPr>
-              <w:t>Z</w:t>
+              <w:t>F</w:t>
             </w:r>
           </w:p>
         </w:tc>
@@ -5656,7 +5566,7 @@
               <w:rPr>
                 <w:lang w:val="en-US"/>
               </w:rPr>
-              <w:t>B</w:t>
+              <w:t>I</w:t>
             </w:r>
           </w:p>
         </w:tc>
@@ -5686,107 +5596,107 @@
               <w:rPr>
                 <w:lang w:val="en-US"/>
               </w:rPr>
+              <w:t>W</w:t>
+            </w:r>
+          </w:p>
+        </w:tc>
+        <w:tc>
+          <w:tcPr>
+            <w:tcW w:w="807" w:type="dxa"/>
+            <w:tcBorders>
+              <w:top w:val="single" w:sz="4" w:space="0" w:color="000000"/>
+              <w:left w:val="single" w:sz="4" w:space="0" w:color="000000"/>
+              <w:bottom w:val="single" w:sz="4" w:space="0" w:color="000000"/>
+              <w:right w:val="single" w:sz="4" w:space="0" w:color="000000"/>
+            </w:tcBorders>
+          </w:tcPr>
+          <w:p>
+            <w:pPr>
+              <w:ind w:firstLine="0"/>
+              <w:rPr>
+                <w:lang w:val="en-US"/>
+              </w:rPr>
+            </w:pPr>
+            <w:r>
+              <w:rPr>
+                <w:lang w:val="en-US"/>
+              </w:rPr>
+              <w:t>Z</w:t>
+            </w:r>
+          </w:p>
+        </w:tc>
+        <w:tc>
+          <w:tcPr>
+            <w:tcW w:w="807" w:type="dxa"/>
+            <w:tcBorders>
+              <w:top w:val="single" w:sz="4" w:space="0" w:color="000000"/>
+              <w:left w:val="single" w:sz="4" w:space="0" w:color="000000"/>
+              <w:bottom w:val="single" w:sz="4" w:space="0" w:color="000000"/>
+              <w:right w:val="single" w:sz="4" w:space="0" w:color="000000"/>
+            </w:tcBorders>
+          </w:tcPr>
+          <w:p>
+            <w:pPr>
+              <w:ind w:firstLine="0"/>
+              <w:rPr>
+                <w:lang w:val="en-US"/>
+              </w:rPr>
+            </w:pPr>
+            <w:r>
+              <w:rPr>
+                <w:lang w:val="en-US"/>
+              </w:rPr>
+              <w:t>G</w:t>
+            </w:r>
+          </w:p>
+        </w:tc>
+        <w:tc>
+          <w:tcPr>
+            <w:tcW w:w="807" w:type="dxa"/>
+            <w:tcBorders>
+              <w:top w:val="single" w:sz="4" w:space="0" w:color="000000"/>
+              <w:left w:val="single" w:sz="4" w:space="0" w:color="000000"/>
+              <w:bottom w:val="single" w:sz="4" w:space="0" w:color="000000"/>
+              <w:right w:val="single" w:sz="4" w:space="0" w:color="000000"/>
+            </w:tcBorders>
+          </w:tcPr>
+          <w:p>
+            <w:pPr>
+              <w:ind w:firstLine="0"/>
+              <w:rPr>
+                <w:lang w:val="en-US"/>
+              </w:rPr>
+            </w:pPr>
+            <w:r>
+              <w:rPr>
+                <w:lang w:val="en-US"/>
+              </w:rPr>
+              <w:t>N</w:t>
+            </w:r>
+          </w:p>
+        </w:tc>
+        <w:tc>
+          <w:tcPr>
+            <w:tcW w:w="807" w:type="dxa"/>
+            <w:tcBorders>
+              <w:top w:val="single" w:sz="4" w:space="0" w:color="000000"/>
+              <w:left w:val="single" w:sz="4" w:space="0" w:color="000000"/>
+              <w:bottom w:val="single" w:sz="4" w:space="0" w:color="000000"/>
+              <w:right w:val="single" w:sz="4" w:space="0" w:color="000000"/>
+            </w:tcBorders>
+          </w:tcPr>
+          <w:p>
+            <w:pPr>
+              <w:ind w:firstLine="0"/>
+              <w:rPr>
+                <w:lang w:val="en-US"/>
+              </w:rPr>
+            </w:pPr>
+            <w:r>
+              <w:rPr>
+                <w:lang w:val="en-US"/>
+              </w:rPr>
               <w:t>K</w:t>
-            </w:r>
-          </w:p>
-        </w:tc>
-        <w:tc>
-          <w:tcPr>
-            <w:tcW w:w="807" w:type="dxa"/>
-            <w:tcBorders>
-              <w:top w:val="single" w:sz="4" w:space="0" w:color="000000"/>
-              <w:left w:val="single" w:sz="4" w:space="0" w:color="000000"/>
-              <w:bottom w:val="single" w:sz="4" w:space="0" w:color="000000"/>
-              <w:right w:val="single" w:sz="4" w:space="0" w:color="000000"/>
-            </w:tcBorders>
-          </w:tcPr>
-          <w:p>
-            <w:pPr>
-              <w:ind w:firstLine="0"/>
-              <w:rPr>
-                <w:lang w:val="en-US"/>
-              </w:rPr>
-            </w:pPr>
-            <w:r>
-              <w:rPr>
-                <w:lang w:val="en-US"/>
-              </w:rPr>
-              <w:t>T</w:t>
-            </w:r>
-          </w:p>
-        </w:tc>
-        <w:tc>
-          <w:tcPr>
-            <w:tcW w:w="807" w:type="dxa"/>
-            <w:tcBorders>
-              <w:top w:val="single" w:sz="4" w:space="0" w:color="000000"/>
-              <w:left w:val="single" w:sz="4" w:space="0" w:color="000000"/>
-              <w:bottom w:val="single" w:sz="4" w:space="0" w:color="000000"/>
-              <w:right w:val="single" w:sz="4" w:space="0" w:color="000000"/>
-            </w:tcBorders>
-          </w:tcPr>
-          <w:p>
-            <w:pPr>
-              <w:ind w:firstLine="0"/>
-              <w:rPr>
-                <w:lang w:val="en-US"/>
-              </w:rPr>
-            </w:pPr>
-            <w:r>
-              <w:rPr>
-                <w:lang w:val="en-US"/>
-              </w:rPr>
-              <w:t>G</w:t>
-            </w:r>
-          </w:p>
-        </w:tc>
-        <w:tc>
-          <w:tcPr>
-            <w:tcW w:w="807" w:type="dxa"/>
-            <w:tcBorders>
-              <w:top w:val="single" w:sz="4" w:space="0" w:color="000000"/>
-              <w:left w:val="single" w:sz="4" w:space="0" w:color="000000"/>
-              <w:bottom w:val="single" w:sz="4" w:space="0" w:color="000000"/>
-              <w:right w:val="single" w:sz="4" w:space="0" w:color="000000"/>
-            </w:tcBorders>
-          </w:tcPr>
-          <w:p>
-            <w:pPr>
-              <w:ind w:firstLine="0"/>
-              <w:rPr>
-                <w:lang w:val="en-US"/>
-              </w:rPr>
-            </w:pPr>
-            <w:r>
-              <w:rPr>
-                <w:lang w:val="en-US"/>
-              </w:rPr>
-              <w:t>F</w:t>
-            </w:r>
-          </w:p>
-        </w:tc>
-        <w:tc>
-          <w:tcPr>
-            <w:tcW w:w="807" w:type="dxa"/>
-            <w:tcBorders>
-              <w:top w:val="single" w:sz="4" w:space="0" w:color="000000"/>
-              <w:left w:val="single" w:sz="4" w:space="0" w:color="000000"/>
-              <w:bottom w:val="single" w:sz="4" w:space="0" w:color="000000"/>
-              <w:right w:val="single" w:sz="4" w:space="0" w:color="000000"/>
-            </w:tcBorders>
-          </w:tcPr>
-          <w:p>
-            <w:pPr>
-              <w:ind w:firstLine="0"/>
-              <w:rPr>
-                <w:lang w:val="en-US"/>
-              </w:rPr>
-            </w:pPr>
-            <w:r>
-              <w:rPr>
-                <w:lang w:val="en-US"/>
-              </w:rPr>
-              <w:t>W</w:t>
             </w:r>
           </w:p>
         </w:tc>
@@ -5816,7 +5726,7 @@
               <w:rPr>
                 <w:lang w:val="en-US"/>
               </w:rPr>
-              <w:t>P</w:t>
+              <w:t>V</w:t>
             </w:r>
           </w:p>
         </w:tc>
@@ -5866,7 +5776,7 @@
               <w:rPr>
                 <w:lang w:val="en-US"/>
               </w:rPr>
-              <w:t>N</w:t>
+              <w:t>T</w:t>
             </w:r>
           </w:p>
         </w:tc>
@@ -5916,7 +5826,7 @@
               <w:rPr>
                 <w:lang w:val="en-US"/>
               </w:rPr>
-              <w:t>R</w:t>
+              <w:t>L</w:t>
             </w:r>
           </w:p>
         </w:tc>
@@ -5971,57 +5881,57 @@
               <w:rPr>
                 <w:lang w:val="en-US"/>
               </w:rPr>
-              <w:t>X</w:t>
-            </w:r>
-          </w:p>
-        </w:tc>
-        <w:tc>
-          <w:tcPr>
-            <w:tcW w:w="807" w:type="dxa"/>
-            <w:tcBorders>
-              <w:top w:val="single" w:sz="4" w:space="0" w:color="000000"/>
-              <w:left w:val="single" w:sz="4" w:space="0" w:color="000000"/>
-              <w:bottom w:val="single" w:sz="4" w:space="0" w:color="000000"/>
-              <w:right w:val="single" w:sz="4" w:space="0" w:color="000000"/>
-            </w:tcBorders>
-          </w:tcPr>
-          <w:p>
-            <w:pPr>
-              <w:ind w:firstLine="0"/>
-              <w:rPr>
-                <w:lang w:val="en-US"/>
-              </w:rPr>
-            </w:pPr>
-            <w:r>
-              <w:rPr>
-                <w:lang w:val="en-US"/>
-              </w:rPr>
-              <w:t>C</w:t>
-            </w:r>
-          </w:p>
-        </w:tc>
-        <w:tc>
-          <w:tcPr>
-            <w:tcW w:w="807" w:type="dxa"/>
-            <w:tcBorders>
-              <w:top w:val="single" w:sz="4" w:space="0" w:color="000000"/>
-              <w:left w:val="single" w:sz="4" w:space="0" w:color="000000"/>
-              <w:bottom w:val="single" w:sz="4" w:space="0" w:color="000000"/>
-              <w:right w:val="single" w:sz="4" w:space="0" w:color="000000"/>
-            </w:tcBorders>
-          </w:tcPr>
-          <w:p>
-            <w:pPr>
-              <w:ind w:firstLine="0"/>
-              <w:rPr>
-                <w:lang w:val="en-US"/>
-              </w:rPr>
-            </w:pPr>
-            <w:r>
-              <w:rPr>
-                <w:lang w:val="en-US"/>
-              </w:rPr>
-              <w:t>I</w:t>
+              <w:t>R</w:t>
+            </w:r>
+          </w:p>
+        </w:tc>
+        <w:tc>
+          <w:tcPr>
+            <w:tcW w:w="807" w:type="dxa"/>
+            <w:tcBorders>
+              <w:top w:val="single" w:sz="4" w:space="0" w:color="000000"/>
+              <w:left w:val="single" w:sz="4" w:space="0" w:color="000000"/>
+              <w:bottom w:val="single" w:sz="4" w:space="0" w:color="000000"/>
+              <w:right w:val="single" w:sz="4" w:space="0" w:color="000000"/>
+            </w:tcBorders>
+          </w:tcPr>
+          <w:p>
+            <w:pPr>
+              <w:ind w:firstLine="0"/>
+              <w:rPr>
+                <w:lang w:val="en-US"/>
+              </w:rPr>
+            </w:pPr>
+            <w:r>
+              <w:rPr>
+                <w:lang w:val="en-US"/>
+              </w:rPr>
+              <w:t>Q</w:t>
+            </w:r>
+          </w:p>
+        </w:tc>
+        <w:tc>
+          <w:tcPr>
+            <w:tcW w:w="807" w:type="dxa"/>
+            <w:tcBorders>
+              <w:top w:val="single" w:sz="4" w:space="0" w:color="000000"/>
+              <w:left w:val="single" w:sz="4" w:space="0" w:color="000000"/>
+              <w:bottom w:val="single" w:sz="4" w:space="0" w:color="000000"/>
+              <w:right w:val="single" w:sz="4" w:space="0" w:color="000000"/>
+            </w:tcBorders>
+          </w:tcPr>
+          <w:p>
+            <w:pPr>
+              <w:ind w:firstLine="0"/>
+              <w:rPr>
+                <w:lang w:val="en-US"/>
+              </w:rPr>
+            </w:pPr>
+            <w:r>
+              <w:rPr>
+                <w:lang w:val="en-US"/>
+              </w:rPr>
+              <w:t>P</w:t>
             </w:r>
           </w:p>
         </w:tc>
@@ -6111,14 +6021,6 @@
     <w:p>
       <w:pPr>
         <w:ind w:firstLine="0"/>
-        <w:rPr>
-          <w:lang w:val="en-US"/>
-        </w:rPr>
-      </w:pPr>
-    </w:p>
-    <w:p>
-      <w:pPr>
-        <w:ind w:firstLine="0"/>
       </w:pPr>
       <w:r>
         <w:t xml:space="preserve">Получаем следующий </w:t>
@@ -6141,7 +6043,7 @@
         <w:t xml:space="preserve"> = “</w:t>
       </w:r>
       <w:r>
-        <w:t>AVQLHDEZMBKTGFWPYNSRUXCIO</w:t>
+        <w:t>ABCDHXEFMIWZGNKVYTSLURQPO</w:t>
       </w:r>
       <w:r>
         <w:t>”</w:t>
@@ -6158,10 +6060,10 @@
           <w:lang w:val="en-US"/>
         </w:rPr>
         <w:drawing>
-          <wp:inline distT="0" distB="0" distL="0" distR="0" wp14:anchorId="5004CC28" wp14:editId="1494AB11">
-            <wp:extent cx="4875428" cy="1287780"/>
-            <wp:effectExtent l="0" t="0" r="1905" b="7620"/>
-            <wp:docPr id="1405092627" name="Рисунок 1"/>
+          <wp:inline distT="0" distB="0" distL="0" distR="0" wp14:anchorId="63DCC598" wp14:editId="2484D192">
+            <wp:extent cx="5021626" cy="1304925"/>
+            <wp:effectExtent l="0" t="0" r="7620" b="0"/>
+            <wp:docPr id="940432188" name="Рисунок 1"/>
             <wp:cNvGraphicFramePr>
               <a:graphicFrameLocks xmlns:a="http://schemas.openxmlformats.org/drawingml/2006/main" noChangeAspect="1"/>
             </wp:cNvGraphicFramePr>
@@ -6169,7 +6071,7 @@
               <a:graphicData uri="http://schemas.openxmlformats.org/drawingml/2006/picture">
                 <pic:pic xmlns:pic="http://schemas.openxmlformats.org/drawingml/2006/picture">
                   <pic:nvPicPr>
-                    <pic:cNvPr id="1405092627" name=""/>
+                    <pic:cNvPr id="940432188" name=""/>
                     <pic:cNvPicPr/>
                   </pic:nvPicPr>
                   <pic:blipFill>
@@ -6181,7 +6083,7 @@
                   <pic:spPr>
                     <a:xfrm>
                       <a:off x="0" y="0"/>
-                      <a:ext cx="4879446" cy="1288841"/>
+                      <a:ext cx="5030110" cy="1307130"/>
                     </a:xfrm>
                     <a:prstGeom prst="rect">
                       <a:avLst/>
@@ -6205,10 +6107,10 @@
           <w:lang w:val="en-US"/>
         </w:rPr>
         <w:drawing>
-          <wp:inline distT="0" distB="0" distL="0" distR="0" wp14:anchorId="1FC27361" wp14:editId="500FE016">
-            <wp:extent cx="4877711" cy="1264920"/>
-            <wp:effectExtent l="0" t="0" r="0" b="0"/>
-            <wp:docPr id="1590646092" name="Рисунок 1"/>
+          <wp:inline distT="0" distB="0" distL="0" distR="0" wp14:anchorId="63839172" wp14:editId="1DA29ACA">
+            <wp:extent cx="5021580" cy="1260897"/>
+            <wp:effectExtent l="0" t="0" r="7620" b="0"/>
+            <wp:docPr id="1375261659" name="Рисунок 1"/>
             <wp:cNvGraphicFramePr>
               <a:graphicFrameLocks xmlns:a="http://schemas.openxmlformats.org/drawingml/2006/main" noChangeAspect="1"/>
             </wp:cNvGraphicFramePr>
@@ -6216,7 +6118,7 @@
               <a:graphicData uri="http://schemas.openxmlformats.org/drawingml/2006/picture">
                 <pic:pic xmlns:pic="http://schemas.openxmlformats.org/drawingml/2006/picture">
                   <pic:nvPicPr>
-                    <pic:cNvPr id="1590646092" name=""/>
+                    <pic:cNvPr id="1375261659" name=""/>
                     <pic:cNvPicPr/>
                   </pic:nvPicPr>
                   <pic:blipFill>
@@ -6228,7 +6130,7 @@
                   <pic:spPr>
                     <a:xfrm>
                       <a:off x="0" y="0"/>
-                      <a:ext cx="4886335" cy="1267157"/>
+                      <a:ext cx="5048053" cy="1267544"/>
                     </a:xfrm>
                     <a:prstGeom prst="rect">
                       <a:avLst/>
@@ -6241,78 +6143,15 @@
         </w:drawing>
       </w:r>
     </w:p>
-    <w:p/>
     <w:p>
       <w:pPr>
+        <w:ind w:firstLine="0"/>
         <w:rPr>
           <w:lang w:val="en-US"/>
         </w:rPr>
       </w:pPr>
     </w:p>
     <w:p>
-      <w:pPr>
-        <w:rPr>
-          <w:lang w:val="en-US"/>
-        </w:rPr>
-      </w:pPr>
-    </w:p>
-    <w:p>
-      <w:pPr>
-        <w:rPr>
-          <w:lang w:val="en-US"/>
-        </w:rPr>
-      </w:pPr>
-    </w:p>
-    <w:p>
-      <w:pPr>
-        <w:rPr>
-          <w:lang w:val="en-US"/>
-        </w:rPr>
-      </w:pPr>
-    </w:p>
-    <w:p>
-      <w:pPr>
-        <w:rPr>
-          <w:lang w:val="en-US"/>
-        </w:rPr>
-      </w:pPr>
-    </w:p>
-    <w:p>
-      <w:pPr>
-        <w:rPr>
-          <w:lang w:val="en-US"/>
-        </w:rPr>
-      </w:pPr>
-    </w:p>
-    <w:p>
-      <w:pPr>
-        <w:rPr>
-          <w:lang w:val="en-US"/>
-        </w:rPr>
-      </w:pPr>
-    </w:p>
-    <w:p>
-      <w:pPr>
-        <w:rPr>
-          <w:lang w:val="en-US"/>
-        </w:rPr>
-      </w:pPr>
-    </w:p>
-    <w:p>
-      <w:pPr>
-        <w:rPr>
-          <w:lang w:val="en-US"/>
-        </w:rPr>
-      </w:pPr>
-    </w:p>
-    <w:p>
-      <w:pPr>
-        <w:rPr>
-          <w:lang w:val="en-US"/>
-        </w:rPr>
-      </w:pPr>
-    </w:p>
-    <w:p>
       <w:r>
         <w:lastRenderedPageBreak/>
         <w:t>2.</w:t>
@@ -6339,14 +6178,18 @@
       <w:r>
         <w:t xml:space="preserve"> ключ)</w:t>
       </w:r>
-    </w:p>
-    <w:p>
+      <w:r>
+        <w:rPr>
+          <w:noProof/>
+        </w:rPr>
+        <w:t xml:space="preserve"> </w:t>
+      </w:r>
       <w:r>
         <w:rPr>
           <w:noProof/>
         </w:rPr>
         <w:drawing>
-          <wp:inline distT="0" distB="0" distL="0" distR="0" wp14:anchorId="66138150" wp14:editId="7296ED2A">
+          <wp:inline distT="0" distB="0" distL="0" distR="0" wp14:anchorId="3F872E0D" wp14:editId="3FFE8A81">
             <wp:extent cx="5498077" cy="4632960"/>
             <wp:effectExtent l="0" t="0" r="7620" b="0"/>
             <wp:docPr id="438985170" name="Рисунок 1" descr="Изображение выглядит как шаблон, Прямоугольник, Симметрия, ткань&#10;&#10;Содержимое, созданное искусственным интеллектом, может быть неверным."/>
@@ -6382,6 +6225,7 @@
         </w:drawing>
       </w:r>
     </w:p>
+    <w:p/>
     <w:p>
       <w:pPr>
         <w:jc w:val="center"/>
@@ -6985,6 +6829,7 @@
         <w:ind w:firstLine="0"/>
       </w:pPr>
       <w:r>
+        <w:lastRenderedPageBreak/>
         <w:t xml:space="preserve">Получаем следующий </w:t>
       </w:r>
       <w:proofErr w:type="spellStart"/>
@@ -7725,7 +7570,6 @@
         <w:t>world</w:t>
       </w:r>
       <w:proofErr w:type="spellEnd"/>
-      <w:proofErr w:type="gramStart"/>
       <w:r>
         <w:t>!</w:t>
       </w:r>
@@ -7735,7 +7579,6 @@
       <w:r>
         <w:t>”</w:t>
       </w:r>
-      <w:proofErr w:type="gramEnd"/>
     </w:p>
     <w:p>
       <w:pPr>
@@ -8257,12 +8100,11 @@
         <w:ind w:firstLine="0"/>
         <w:contextualSpacing w:val="0"/>
         <w:jc w:val="left"/>
-      </w:pPr>
-      <w:r>
-        <w:br w:type="page"/>
-      </w:r>
+        <w:rPr>
+          <w:lang w:val="en-US"/>
+        </w:rPr>
+      </w:pPr>
     </w:p>
-    <w:p/>
     <w:p>
       <w:pPr>
         <w:pStyle w:val="2"/>
